--- a/01_《三人行》全24集全流程标杆成品库/06_核心场景一景一档/场景19_长林八中男生宿舍（上下铺铁架床·木桌电脑区·洗漱走廊）.docx
+++ b/01_《三人行》全24集全流程标杆成品库/06_核心场景一景一档/场景19_长林八中男生宿舍（上下铺铁架床·木桌电脑区·洗漱走廊）.docx
@@ -1015,617 +1015,6 @@
         <w:t>EP10赵左右到男生宿舍走廊找陈明；EP11陈明顶包退学后搬空宿舍床位。</w:t>
       </w:r>
     </w:p>
-    <w:p>
-      <w:pPr>
-        <w:spacing w:before="160" w:after="80" w:line="384" w:lineRule="auto"/>
-        <w:jc w:val="left"/>
-      </w:pPr>
-      <w:r>
-        <w:rPr>
-          <w:rFonts w:ascii="Arial" w:hAnsi="Arial" w:eastAsia="黑体"/>
-          <w:b/>
-          <w:color w:val="141414"/>
-          <w:sz w:val="22"/>
-        </w:rPr>
-        <w:t>（附）本场景全剧登场场次、人物走位调度与场内对白逐集纪实（100%对齐定稿文学剧本）</w:t>
-      </w:r>
-    </w:p>
-    <w:p>
-      <w:pPr>
-        <w:spacing w:before="40" w:after="80" w:line="384" w:lineRule="auto"/>
-        <w:ind w:firstLine="400"/>
-        <w:jc w:val="left"/>
-      </w:pPr>
-      <w:r>
-        <w:rPr>
-          <w:rFonts w:ascii="Times New Roman" w:hAnsi="Times New Roman" w:eastAsia="宋体"/>
-          <w:b w:val="0"/>
-          <w:color w:val="141414"/>
-          <w:sz w:val="20"/>
-        </w:rPr>
-        <w:t>◆ EP09《人生失控》：【9-11　内　长林八中·男生宿舍 — 夜】：出场角色：八班室友甲（画外音）、八班室友乙（画外音）、陈明、八班室友乙、八班室友甲、宿管大爷；空间调度与动作详情：夜晚的长林八中男生宿舍内，搬回学校住宿的十六岁陈明身穿深棕色粗针麻花毛衣、脚穿一双不用系鞋带的魔术贴棉鞋，正坐在昏暗的台灯下拼命演算高数与奥赛习题。然而一墙之隔的隔壁寝室里，却不断传来震耳欲聋的电脑游戏《反恐精英（CS）》狙击枪声与两名室友大呼小叫的喧哗声。 隔壁寝室里，室友乙得意洋洋的笑声穿透墙壁传了过来。 被吵得无法集中精力的陈明放下笔，起身走到隔壁寝室门口推开门，面无表情地看着正围在笔记本电脑前激战的室友甲（穿灰白抓绒毛衣）和室友乙（穿米色卫衣，手里正啃着一块披萨）。 室友乙斜睨了门口的陈明一眼，阴阳怪气地放下披萨呛声。 陈明扶着门框，冷静地指出事实。；场内关键对白：八班室友甲（画外音）：“刚才那甩狙太漂亮了！” ／ 八班室友乙（画外音）：“简单！” ／ 陈明：“安静点。” ／ 八班室友乙：“学霸就是横啊？咋的，这宿舍是你地盘啊？” ／ 陈明：“隔着两堵墙都听到你们声音了。”</w:t>
-      </w:r>
-    </w:p>
-    <w:p>
-      <w:pPr>
-        <w:spacing w:before="40" w:after="80" w:line="384" w:lineRule="auto"/>
-        <w:ind w:firstLine="400"/>
-        <w:jc w:val="left"/>
-      </w:pPr>
-      <w:r>
-        <w:rPr>
-          <w:rFonts w:ascii="Times New Roman" w:hAnsi="Times New Roman" w:eastAsia="宋体"/>
-          <w:b w:val="0"/>
-          <w:color w:val="141414"/>
-          <w:sz w:val="20"/>
-        </w:rPr>
-        <w:t>◆ EP10《只要我想》：【10-6　内/外　长林八中男生宿舍走廊·校门口与赵了路虎车内 — 夜】：出场角色：赵左右、陈明、赵了、舒图（闪回语音）；空间调度与动作详情：夜色深沉，痛失数学复习宝典的十六岁赵左右一路急匆匆地跑到男生宿舍楼走廊，一把拦住了正准备推门回寝室的陈明（身穿墨绿色拼色夹克内搭花纹毛背心），双手攥着试卷，满脸恳求地开口。 陈明双手插在夹克口袋里，神情冷淡地看着他。 赵左右眼神闪烁了一下，心虚地低下头支支吾吾。 聪慧绝顶的陈明一眼看穿了真相，冷冷地直视着赵左右的眼睛。 赵左右不敢看他的眼睛，愧疚地别开视线解释。；场内关键对白：赵左右：“陈明，你今晚有时间吗？我来你宿舍补补数学啊。” ／ 陈明：“给你的答案略集锦看完了？” ／ 赵左右：“那个……有复印的吗？” ／ 陈明：“你弄丢了。” ／ 赵左右：“不知道被谁给抢走了。”</w:t>
-      </w:r>
-    </w:p>
-    <w:p>
-      <w:pPr>
-        <w:spacing w:before="40" w:after="80" w:line="384" w:lineRule="auto"/>
-        <w:ind w:firstLine="400"/>
-        <w:jc w:val="left"/>
-      </w:pPr>
-      <w:r>
-        <w:rPr>
-          <w:rFonts w:ascii="Times New Roman" w:hAnsi="Times New Roman" w:eastAsia="宋体"/>
-          <w:b w:val="0"/>
-          <w:color w:val="141414"/>
-          <w:sz w:val="20"/>
-        </w:rPr>
-        <w:t>◆ EP11《YOU WIN》：【11-3　内　长林八中·男生宿舍走廊与D203寝室 — 夜】：出场角色：八班室友甲、八班室友乙、陈明；空间调度与动作详情：夜晚的长林八中男生宿舍走廊里，画面浮现本集片名：第 11 集 YOU WIN。 刚刚在主任办公室电脑上练成CS狙击并目睹赵左右偷看考卷的十六岁陈明，身穿黑绿拼接翻领夹克，低着头心事重重地走回宿舍走廊。路过D203寝室敞开的房门前时，正坐在书桌前玩笔记本电脑的平头室友甲一眼瞥见了他，冲着床沿看书的室友乙努了努嘴调侃。 靠坐在床沿的室友乙抬起头，笑嘻嘻地冲门外的陈明打招呼。 陈明在D203寝室门框边停下脚步，转过头冷冷地回瞪了两人一眼，转身欲走。 室友甲停下握鼠标的手，往椅背上一靠，翘着二郎腿大声嘲笑起陈明上次中门对狙落败的事。；场内关键对白：八班室友甲：“哎，你看那个陈明，咋蔫蔫的呢？” ／ 八班室友乙：“陈老师，怎么了这是？” ／ 陈明：“跟你没关系。” ／ 八班室友甲：“哎怎么，那天就被我虐了一回，就一蹶不振了？能不能爷们儿点儿？” ／ 陈明：“爷们儿的定义是什么？”</w:t>
-      </w:r>
-    </w:p>
-    <w:p>
-      <w:pPr>
-        <w:spacing w:before="40" w:after="80" w:line="384" w:lineRule="auto"/>
-        <w:ind w:firstLine="400"/>
-        <w:jc w:val="left"/>
-      </w:pPr>
-      <w:r>
-        <w:rPr>
-          <w:rFonts w:ascii="Times New Roman" w:hAnsi="Times New Roman" w:eastAsia="宋体"/>
-          <w:b w:val="0"/>
-          <w:color w:val="141414"/>
-          <w:sz w:val="20"/>
-        </w:rPr>
-        <w:t>◆ EP15《左或右》：【15-6　内　爱荣机械厂厂长办公室·会议室与男生宿舍 — 日/夜】：出场角色：罗仕强、罗爱文、赵左右、荀未来；空间调度与动作详情：厂长办公室内，听完儿子复述老工人爆料的罗仕强猛地一拍办公桌，装出一副义愤填膺的模样向罗爱文表态。 单纯的罗爱文抱着DV机站在办公桌前，还是有些疑惑地追问了一句。 罗仕强眼珠一转，笑着绕出办公桌走到儿子面前，一边拍着他的肩膀一边套话打听那个老工人的长相！ 罗爱文想起荀哥刚才的提醒，警惕地后退了半步。 罗仕强立刻赌咒发誓，拉着罗爱文往沙发上坐，满嘴“有则改之无则加勉”的漂亮话。；场内关键对白：罗仕强：“老子早就看这个林总工不顺眼！儿子，你放心，等你们学工活动一结束，我就彻查此事！” ／ 罗爱文：“可是那个叔叔爆料说，是你一直在包庇纵容林总工，你咋会不知道？” ／ 罗仕强：“你个傻儿子，这个厂子是我的，我怎么可能包庇呢，啊？这话谁说的？那个人长什么样？” ／ 罗爱文：“爸，你是不是想开除他呀？” ／ 罗仕强：“不是，我怎么可能开除他呢？我不仅不开除他，我还要评他为最佳员工！当然了，来来来，坐，这个叫有则改之，无则加勉，啊？你老爸我呀最喜欢听这个批评的声音。这不上午工厂还有点小事故吗，我不也让赵左右他们去拍了吗？对吧？”</w:t>
-      </w:r>
-    </w:p>
-    <w:p>
-      <w:pPr>
-        <w:spacing w:before="40" w:after="80" w:line="384" w:lineRule="auto"/>
-        <w:ind w:firstLine="400"/>
-        <w:jc w:val="left"/>
-      </w:pPr>
-      <w:r>
-        <w:rPr>
-          <w:rFonts w:ascii="Times New Roman" w:hAnsi="Times New Roman" w:eastAsia="宋体"/>
-          <w:b w:val="0"/>
-          <w:color w:val="141414"/>
-          <w:sz w:val="20"/>
-        </w:rPr>
-        <w:t>◆ EP16《再见，老同学》：【16-1　内/外　爱荣机械厂男生宿舍·厂门传达室与厂外马路 — 夜】：出场角色：赵左右、罗爱文、保安门卫、荀未来；空间调度与动作详情：夜晚九点五十二分，爱荣机械制造厂的男生高低床宿舍内，十六岁的赵左右与罗爱文站在桌旁，看着墙上的挂钟满脸焦急。 罗爱文赞同地点了点头，低头一看书桌，突然发现荀未来的摩托罗拉翻盖手机还静静躺在桌面上！罗爱文连忙拿起翻盖手机打开按了几个数字（尝试输入密码“0121”，屏幕弹出“密码错误”）。 赵左右当机立断，招呼罗爱文一起往外冲。 飘雪的寒夜里，赵左右和罗爱文一路小跑冲到工厂大门旁的传达室窗口，敲开玻璃窗，举起手里的手机照片向值班保安大叔询问。 保安大叔探头看了一眼，指了指厂门外的马路。；场内关键对白：赵左右：“不对，不对。荀哥偷偷出去买个东西，用不着一个多小时啊。” ／ 罗爱文：“是啊。哎？荀哥电话都没拿，肯定没走远！” ／ 赵左右：“走，爱文，我们去问问门卫，走！” ／ 赵左右：“叔叔，您这一个多小时，有看到这个人出去吗？” ／ 保安门卫：“他刚从这出去，打车走的。说请假回家了。”</w:t>
-      </w:r>
-    </w:p>
-    <w:p>
-      <w:pPr>
-        <w:spacing w:before="240" w:after="100" w:line="384" w:lineRule="auto"/>
-        <w:jc w:val="left"/>
-      </w:pPr>
-      <w:r>
-        <w:rPr>
-          <w:rFonts w:ascii="Arial" w:hAnsi="Arial" w:eastAsia="黑体"/>
-          <w:b/>
-          <w:color w:val="142850"/>
-          <w:sz w:val="26"/>
-        </w:rPr>
-        <w:t>第六章　本场景全剧关联场次完整剧情动作与台词交锋补遗实录</w:t>
-      </w:r>
-    </w:p>
-    <w:p>
-      <w:pPr>
-        <w:spacing w:before="40" w:after="100" w:line="384" w:lineRule="auto"/>
-        <w:ind w:firstLine="420"/>
-        <w:jc w:val="left"/>
-      </w:pPr>
-      <w:r>
-        <w:rPr>
-          <w:rFonts w:ascii="Times New Roman" w:hAnsi="Times New Roman" w:eastAsia="宋体"/>
-          <w:b w:val="0"/>
-          <w:color w:val="141414"/>
-          <w:sz w:val="21"/>
-        </w:rPr>
-        <w:t>以下完整收录该核心空间在《三人行》全24集文学剧本中承载的所有关键戏剧场次、人物走位调度与核心台词交锋（共检索锁定 6 个关联场次）：</w:t>
-      </w:r>
-    </w:p>
-    <w:tbl>
-      <w:tblPr>
-        <w:tblStyle w:val="TableGrid"/>
-        <w:tblW w:type="auto" w:w="0"/>
-        <w:jc w:val="center"/>
-        <w:tblLayout w:type="fixed"/>
-        <w:tblLook w:firstColumn="1" w:firstRow="1" w:lastColumn="0" w:lastRow="0" w:noHBand="0" w:noVBand="1" w:val="04A0"/>
-      </w:tblPr>
-      <w:tblGrid>
-        <w:gridCol w:w="5184"/>
-        <w:gridCol w:w="5184"/>
-      </w:tblGrid>
-      <w:tr>
-        <w:trPr>
-          <w:tblHeader/>
-          <w:cantSplit/>
-        </w:trPr>
-        <w:tc>
-          <w:tcPr>
-            <w:tcW w:type="dxa" w:w="3096"/>
-            <w:vAlign w:val="center"/>
-            <w:tcMar>
-              <w:top w:w="130" w:type="dxa"/>
-              <w:bottom w:w="130" w:type="dxa"/>
-              <w:left w:w="150" w:type="dxa"/>
-              <w:right w:w="150" w:type="dxa"/>
-            </w:tcMar>
-            <w:shd w:fill="1F3864"/>
-          </w:tcPr>
-          <w:p>
-            <w:pPr>
-              <w:spacing w:before="40" w:after="40" w:line="312" w:lineRule="auto"/>
-              <w:jc w:val="center"/>
-            </w:pPr>
-            <w:r/>
-            <w:r>
-              <w:rPr>
-                <w:rFonts w:ascii="Arial" w:hAnsi="Arial" w:eastAsia="黑体"/>
-                <w:b/>
-                <w:color w:val="FFFFFF"/>
-                <w:sz w:val="19"/>
-              </w:rPr>
-              <w:t>集数与场次景头</w:t>
-            </w:r>
-          </w:p>
-        </w:tc>
-        <w:tc>
-          <w:tcPr>
-            <w:tcW w:type="dxa" w:w="7272"/>
-            <w:vAlign w:val="center"/>
-            <w:tcMar>
-              <w:top w:w="130" w:type="dxa"/>
-              <w:bottom w:w="130" w:type="dxa"/>
-              <w:left w:w="150" w:type="dxa"/>
-              <w:right w:w="150" w:type="dxa"/>
-            </w:tcMar>
-            <w:shd w:fill="1F3864"/>
-          </w:tcPr>
-          <w:p>
-            <w:pPr>
-              <w:spacing w:before="40" w:after="40" w:line="312" w:lineRule="auto"/>
-              <w:jc w:val="center"/>
-            </w:pPr>
-            <w:r/>
-            <w:r>
-              <w:rPr>
-                <w:rFonts w:ascii="Arial" w:hAnsi="Arial" w:eastAsia="黑体"/>
-                <w:b/>
-                <w:color w:val="FFFFFF"/>
-                <w:sz w:val="19"/>
-              </w:rPr>
-              <w:t>本场景出场人物、空间动作调度与核心台词交锋实录</w:t>
-            </w:r>
-          </w:p>
-        </w:tc>
-      </w:tr>
-      <w:tr>
-        <w:trPr>
-          <w:cantSplit/>
-        </w:trPr>
-        <w:tc>
-          <w:tcPr>
-            <w:tcW w:type="dxa" w:w="3096"/>
-            <w:vAlign w:val="center"/>
-            <w:tcMar>
-              <w:top w:w="105" w:type="dxa"/>
-              <w:bottom w:w="105" w:type="dxa"/>
-              <w:left w:w="145" w:type="dxa"/>
-              <w:right w:w="145" w:type="dxa"/>
-            </w:tcMar>
-          </w:tcPr>
-          <w:p>
-            <w:pPr>
-              <w:spacing w:before="40" w:after="40" w:line="341" w:lineRule="auto"/>
-              <w:jc w:val="left"/>
-            </w:pPr>
-            <w:r/>
-            <w:r>
-              <w:rPr>
-                <w:rFonts w:ascii="Times New Roman" w:hAnsi="Times New Roman" w:eastAsia="宋体"/>
-                <w:b/>
-                <w:color w:val="191919"/>
-                <w:sz w:val="19"/>
-              </w:rPr>
-              <w:t>EP09</w:t>
-              <w:br/>
-              <w:t>9-11　内　长林八中·男生宿舍 — 夜</w:t>
-            </w:r>
-          </w:p>
-        </w:tc>
-        <w:tc>
-          <w:tcPr>
-            <w:tcW w:type="dxa" w:w="7272"/>
-            <w:vAlign w:val="center"/>
-            <w:tcMar>
-              <w:top w:w="105" w:type="dxa"/>
-              <w:bottom w:w="105" w:type="dxa"/>
-              <w:left w:w="145" w:type="dxa"/>
-              <w:right w:w="145" w:type="dxa"/>
-            </w:tcMar>
-          </w:tcPr>
-          <w:p>
-            <w:pPr>
-              <w:spacing w:before="40" w:after="40" w:line="341" w:lineRule="auto"/>
-              <w:jc w:val="left"/>
-            </w:pPr>
-            <w:r/>
-            <w:r>
-              <w:rPr>
-                <w:rFonts w:ascii="Times New Roman" w:hAnsi="Times New Roman" w:eastAsia="宋体"/>
-                <w:b w:val="0"/>
-                <w:color w:val="191919"/>
-                <w:sz w:val="19"/>
-              </w:rPr>
-              <w:t>【出场人物】八班室友甲、八班室友乙、陈明、宿管大爷</w:t>
-              <w:br/>
-              <w:t>【空间动作与场面调度】夜晚的长林八中男生宿舍内，搬回学校住宿的十六岁陈明身穿深棕色粗针麻花毛衣、脚穿一双不用系鞋带的魔术贴棉鞋，正坐在昏暗的台灯下拼命演算高数与奥赛习题。然而一墙之隔的隔壁寝室里，却不断传来震耳欲聋的电脑游戏《反恐精英（CS）》狙击枪声与两名室友大呼小叫的喧哗声。 隔壁寝室里，室友乙得意洋洋的笑声穿透墙壁传了过来。 被吵得无法集中精力的陈明放下笔，起身走到隔壁寝室门口推开门，面无表情地看着正围在笔记本电脑前激战的室友甲（穿灰白抓绒毛衣）和室友乙（穿米色卫衣，手里正啃着一块披萨）。 室友乙斜睨了门口的陈明一眼，阴阳怪气地放下披萨呛声。 陈明扶着门框，冷静地指出事实。 握着鼠标的室友甲不耐烦地转过头，朝陈明连连挥手驱赶。 旁边的室友乙抱着胳膊冷笑一声，指桑骂槐地嘲讽起来。 室友甲顺着话头上下打量着陈明，满脸戏谑地补刀。 向来心高气傲的陈明脚步一顿，转过头冷冷地盯住室友甲反问。 室友甲伸手往陈明脚上一指，放肆地哄笑起来。陈明低头看了一眼自己脚上那双为了省时间而穿的无鞋带魔术贴棉鞋，脸色瞬间铁青。 陈……</w:t>
-              <w:br/>
-              <w:t>【本场核心台词交锋】八班室友甲：“刚才那甩狙太漂亮了！” ／ 八班室友乙：“简单！” ／ 陈明：“安静点。” ／ 八班室友乙：“学霸就是横啊？咋的，这宿舍是你地盘啊？” ／ 陈明：“隔着两堵墙都听到你们声音了。”</w:t>
-            </w:r>
-          </w:p>
-        </w:tc>
-      </w:tr>
-      <w:tr>
-        <w:trPr>
-          <w:cantSplit/>
-        </w:trPr>
-        <w:tc>
-          <w:tcPr>
-            <w:tcW w:type="dxa" w:w="3096"/>
-            <w:vAlign w:val="center"/>
-            <w:tcMar>
-              <w:top w:w="105" w:type="dxa"/>
-              <w:bottom w:w="105" w:type="dxa"/>
-              <w:left w:w="145" w:type="dxa"/>
-              <w:right w:w="145" w:type="dxa"/>
-            </w:tcMar>
-            <w:shd w:fill="F7FAFC"/>
-          </w:tcPr>
-          <w:p>
-            <w:pPr>
-              <w:spacing w:before="40" w:after="40" w:line="341" w:lineRule="auto"/>
-              <w:jc w:val="left"/>
-            </w:pPr>
-            <w:r/>
-            <w:r>
-              <w:rPr>
-                <w:rFonts w:ascii="Times New Roman" w:hAnsi="Times New Roman" w:eastAsia="宋体"/>
-                <w:b/>
-                <w:color w:val="191919"/>
-                <w:sz w:val="19"/>
-              </w:rPr>
-              <w:t>EP10</w:t>
-              <w:br/>
-              <w:t>10-6　内/外　长林八中男生宿舍走廊·校门口与赵了路虎车内 — 夜</w:t>
-            </w:r>
-          </w:p>
-        </w:tc>
-        <w:tc>
-          <w:tcPr>
-            <w:tcW w:type="dxa" w:w="7272"/>
-            <w:vAlign w:val="center"/>
-            <w:tcMar>
-              <w:top w:w="105" w:type="dxa"/>
-              <w:bottom w:w="105" w:type="dxa"/>
-              <w:left w:w="145" w:type="dxa"/>
-              <w:right w:w="145" w:type="dxa"/>
-            </w:tcMar>
-            <w:shd w:fill="F7FAFC"/>
-          </w:tcPr>
-          <w:p>
-            <w:pPr>
-              <w:spacing w:before="40" w:after="40" w:line="341" w:lineRule="auto"/>
-              <w:jc w:val="left"/>
-            </w:pPr>
-            <w:r/>
-            <w:r>
-              <w:rPr>
-                <w:rFonts w:ascii="Times New Roman" w:hAnsi="Times New Roman" w:eastAsia="宋体"/>
-                <w:b w:val="0"/>
-                <w:color w:val="191919"/>
-                <w:sz w:val="19"/>
-              </w:rPr>
-              <w:t>【出场人物】赵左右、陈明、赵了、舒图</w:t>
-              <w:br/>
-              <w:t>【空间动作与场面调度】夜色深沉，痛失数学复习宝典的十六岁赵左右一路急匆匆地跑到男生宿舍楼走廊，一把拦住了正准备推门回寝室的陈明（身穿墨绿色拼色夹克内搭花纹毛背心），双手攥着试卷，满脸恳求地开口。 陈明双手插在夹克口袋里，神情冷淡地看着他。 赵左右眼神闪烁了一下，心虚地低下头支支吾吾。 聪慧绝顶的陈明一眼看穿了真相，冷冷地直视着赵左右的眼睛。 赵左右不敢看他的眼睛，愧疚地别开视线解释。 陈明眼中掠过一丝明显的心血被辜负的失落与责备，干脆地摇了摇头。 赵左右急得往前跨了一步，一把拉住陈明的袖口苦苦哀求。 正在为自身竞赛提分和昨晚CS败绩烦躁的陈明一把抽回胳膊，语气冰冷而决绝地拒绝。 赵左右没有放弃，双手合十举在胸前，作最后一次努力恳求。 陈明沉默地看了他两秒，没有松口，只是丢下一句客套的许诺，转身推开宿舍门走了进去，反手关上了房门。赵左右独自一人僵立在空旷冰冷的宿舍走廊里，满眼绝望。 深夜的长林八中校门口，身穿黑色羽绒服的赵左右依然不死心地捧着一本《重难点手册》边走边看。停在传达室路边的黑色路虎越野车车窗缓缓降下……</w:t>
-              <w:br/>
-              <w:t>【本场核心台词交锋】赵左右：“陈明，你今晚有时间吗？我来你宿舍补补数学啊。” ／ 陈明：“给你的答案略集锦看完了？” ／ 赵左右：“那个……有复印的吗？” ／ 陈明：“你弄丢了。” ／ 赵左右：“不知道被谁给抢走了。”</w:t>
-            </w:r>
-          </w:p>
-        </w:tc>
-      </w:tr>
-      <w:tr>
-        <w:trPr>
-          <w:cantSplit/>
-        </w:trPr>
-        <w:tc>
-          <w:tcPr>
-            <w:tcW w:type="dxa" w:w="3096"/>
-            <w:vAlign w:val="center"/>
-            <w:tcMar>
-              <w:top w:w="105" w:type="dxa"/>
-              <w:bottom w:w="105" w:type="dxa"/>
-              <w:left w:w="145" w:type="dxa"/>
-              <w:right w:w="145" w:type="dxa"/>
-            </w:tcMar>
-          </w:tcPr>
-          <w:p>
-            <w:pPr>
-              <w:spacing w:before="40" w:after="40" w:line="341" w:lineRule="auto"/>
-              <w:jc w:val="left"/>
-            </w:pPr>
-            <w:r/>
-            <w:r>
-              <w:rPr>
-                <w:rFonts w:ascii="Times New Roman" w:hAnsi="Times New Roman" w:eastAsia="宋体"/>
-                <w:b/>
-                <w:color w:val="191919"/>
-                <w:sz w:val="19"/>
-              </w:rPr>
-              <w:t>EP11</w:t>
-              <w:br/>
-              <w:t>11-3　内　长林八中·男生宿舍走廊与D203寝室 — 夜</w:t>
-            </w:r>
-          </w:p>
-        </w:tc>
-        <w:tc>
-          <w:tcPr>
-            <w:tcW w:type="dxa" w:w="7272"/>
-            <w:vAlign w:val="center"/>
-            <w:tcMar>
-              <w:top w:w="105" w:type="dxa"/>
-              <w:bottom w:w="105" w:type="dxa"/>
-              <w:left w:w="145" w:type="dxa"/>
-              <w:right w:w="145" w:type="dxa"/>
-            </w:tcMar>
-          </w:tcPr>
-          <w:p>
-            <w:pPr>
-              <w:spacing w:before="40" w:after="40" w:line="341" w:lineRule="auto"/>
-              <w:jc w:val="left"/>
-            </w:pPr>
-            <w:r/>
-            <w:r>
-              <w:rPr>
-                <w:rFonts w:ascii="Times New Roman" w:hAnsi="Times New Roman" w:eastAsia="宋体"/>
-                <w:b w:val="0"/>
-                <w:color w:val="191919"/>
-                <w:sz w:val="19"/>
-              </w:rPr>
-              <w:t>【出场人物】八班室友甲、八班室友乙、陈明</w:t>
-              <w:br/>
-              <w:t>【空间动作与场面调度】夜晚的长林八中男生宿舍走廊里，画面浮现本集片名：第 11 集 YOU WIN。 刚刚在主任办公室电脑上练成CS狙击并目睹赵左右偷看考卷的十六岁陈明，身穿黑绿拼接翻领夹克，低着头心事重重地走回宿舍走廊。路过D203寝室敞开的房门前时，正坐在书桌前玩笔记本电脑的平头室友甲一眼瞥见了他，冲着床沿看书的室友乙努了努嘴调侃。 靠坐在床沿的室友乙抬起头，笑嘻嘻地冲门外的陈明打招呼。 陈明在D203寝室门框边停下脚步，转过头冷冷地回瞪了两人一眼，转身欲走。 室友甲停下握鼠标的手，往椅背上一靠，翘着二郎腿大声嘲笑起陈明上次中门对狙落败的事。 陈明脚步猛地定住，缓缓转过身，目光冷峻地看向室友甲发问。 室友甲与室友乙对视一眼，哄堂大笑起来，室友甲用手指点着电脑屏幕向陈明挑衅。 陈明面无表情地盯了室友甲两秒，一言不发地迈步走进D203寝室，直接拉开另一台联机ThinkPad笔记本电脑前的椅子坐下，双手接管键盘与鼠标！室友乙见状立刻凑到平头室友甲身后俯身观战，激动地伸手乱指屏幕替室友甲出谋划策。 陈明眼神冷冽如……</w:t>
-              <w:br/>
-              <w:t>【本场核心台词交锋】八班室友甲：“哎，你看那个陈明，咋蔫蔫的呢？” ／ 八班室友乙：“陈老师，怎么了这是？” ／ 陈明：“跟你没关系。” ／ 八班室友甲：“哎怎么，那天就被我虐了一回，就一蹶不振了？能不能爷们儿点儿？” ／ 陈明：“爷们儿的定义是什么？”</w:t>
-            </w:r>
-          </w:p>
-        </w:tc>
-      </w:tr>
-      <w:tr>
-        <w:trPr>
-          <w:cantSplit/>
-        </w:trPr>
-        <w:tc>
-          <w:tcPr>
-            <w:tcW w:type="dxa" w:w="3096"/>
-            <w:vAlign w:val="center"/>
-            <w:tcMar>
-              <w:top w:w="105" w:type="dxa"/>
-              <w:bottom w:w="105" w:type="dxa"/>
-              <w:left w:w="145" w:type="dxa"/>
-              <w:right w:w="145" w:type="dxa"/>
-            </w:tcMar>
-            <w:shd w:fill="F7FAFC"/>
-          </w:tcPr>
-          <w:p>
-            <w:pPr>
-              <w:spacing w:before="40" w:after="40" w:line="341" w:lineRule="auto"/>
-              <w:jc w:val="left"/>
-            </w:pPr>
-            <w:r/>
-            <w:r>
-              <w:rPr>
-                <w:rFonts w:ascii="Times New Roman" w:hAnsi="Times New Roman" w:eastAsia="宋体"/>
-                <w:b/>
-                <w:color w:val="191919"/>
-                <w:sz w:val="19"/>
-              </w:rPr>
-              <w:t>EP15</w:t>
-              <w:br/>
-              <w:t>15-4　内　工厂宿舍·爱荣机械厂厂长办公室·1990年代雪原卡车（闪回）与生产车间 — 日</w:t>
-            </w:r>
-          </w:p>
-        </w:tc>
-        <w:tc>
-          <w:tcPr>
-            <w:tcW w:type="dxa" w:w="7272"/>
-            <w:vAlign w:val="center"/>
-            <w:tcMar>
-              <w:top w:w="105" w:type="dxa"/>
-              <w:bottom w:w="105" w:type="dxa"/>
-              <w:left w:w="145" w:type="dxa"/>
-              <w:right w:w="145" w:type="dxa"/>
-            </w:tcMar>
-            <w:shd w:fill="F7FAFC"/>
-          </w:tcPr>
-          <w:p>
-            <w:pPr>
-              <w:spacing w:before="40" w:after="40" w:line="341" w:lineRule="auto"/>
-              <w:jc w:val="left"/>
-            </w:pPr>
-            <w:r/>
-            <w:r>
-              <w:rPr>
-                <w:rFonts w:ascii="Times New Roman" w:hAnsi="Times New Roman" w:eastAsia="宋体"/>
-                <w:b w:val="0"/>
-                <w:color w:val="191919"/>
-                <w:sz w:val="19"/>
-              </w:rPr>
-              <w:t>【出场人物】罗仕强、赵左右、夏文荣、青年罗仕强、厂长助理、被困胖工人</w:t>
-              <w:br/>
-              <w:t>【空间动作与场面调度】中午的工厂男生宿舍内，四十一岁的荀未来正坐在书桌前操作笔记本电脑上的视频剪辑软件，将王一漫问“请问这个我要怎么锯呢”与师傅训斥的画面恶意拼接在一起，试图剪出大小姐受挫的戏剧冲突。 同一时刻，爱荣机械制造厂挂满锦旗（“捐资助学功德无量 情系教育树人育才”）的厂长办公室内，十六岁的赵左右正举着索尼DV摄像机对准办公桌后的厂长罗仕强。罗仕强手里端着一份印有“爱荣机械 IRON MACHINERY”字样的《月度工作报告》，正襟危坐、字正腔圆地对着镜头背诵官话。 罗仕强一边念一边把印着大号厂名的报告纸直愣愣地怼到DV镜头前展示！十六岁的赵左右连忙放下DV摄像机，礼貌地打断他。 罗仕强尴尬地“呃、嗷”了两声，指着文件封面上“IRON MACHINERY”的英文标志强行解释。 赵左右皱着眉头实话实说；罗仕强若有所思地低下头沉默了片刻。 罗仕强抬起头，收起了刚才打官腔的架子，示意赵左右重新开机。 赵左右说了声“行”，重新举起DV对准他。面对镜头，罗仕强的眼神渐渐变得深沉而遥远，缓缓说出了“爱荣”厂名背后……</w:t>
-              <w:br/>
-              <w:t>【本场核心台词交锋】罗仕强：“作为一厂之长，我考虑问题的角度更加的宏观。学生需要学技术，拧一颗螺丝钉，造一把锤子；工人要运用他的技术，制造更加复杂的产品。我不仅考虑这些，我还要考虑得很长远。爱荣机械制造厂，成立于1998年……” ／ 赵左右：“不好意思啊叔，我们停一下。之前不说好了不提厂的名字吗？” ／ 罗仕强：“那个……爱荣嘛，它是英语“铁（Iron）”的音译！哎，铁！多贴合主题，多励志啊，是不是？” ／ 赵左右：“是，但……这现在的感觉吧，太广告了，很不纪实啊。” ／ 罗仕强：“那……那咱接着录，我说点纪实的。”</w:t>
-            </w:r>
-          </w:p>
-        </w:tc>
-      </w:tr>
-      <w:tr>
-        <w:trPr>
-          <w:cantSplit/>
-        </w:trPr>
-        <w:tc>
-          <w:tcPr>
-            <w:tcW w:type="dxa" w:w="3096"/>
-            <w:vAlign w:val="center"/>
-            <w:tcMar>
-              <w:top w:w="105" w:type="dxa"/>
-              <w:bottom w:w="105" w:type="dxa"/>
-              <w:left w:w="145" w:type="dxa"/>
-              <w:right w:w="145" w:type="dxa"/>
-            </w:tcMar>
-          </w:tcPr>
-          <w:p>
-            <w:pPr>
-              <w:spacing w:before="40" w:after="40" w:line="341" w:lineRule="auto"/>
-              <w:jc w:val="left"/>
-            </w:pPr>
-            <w:r/>
-            <w:r>
-              <w:rPr>
-                <w:rFonts w:ascii="Times New Roman" w:hAnsi="Times New Roman" w:eastAsia="宋体"/>
-                <w:b/>
-                <w:color w:val="191919"/>
-                <w:sz w:val="19"/>
-              </w:rPr>
-              <w:t>EP15</w:t>
-              <w:br/>
-              <w:t>15-6　内　爱荣机械厂厂长办公室·会议室与男生宿舍 — 日/夜</w:t>
-            </w:r>
-          </w:p>
-        </w:tc>
-        <w:tc>
-          <w:tcPr>
-            <w:tcW w:type="dxa" w:w="7272"/>
-            <w:vAlign w:val="center"/>
-            <w:tcMar>
-              <w:top w:w="105" w:type="dxa"/>
-              <w:bottom w:w="105" w:type="dxa"/>
-              <w:left w:w="145" w:type="dxa"/>
-              <w:right w:w="145" w:type="dxa"/>
-            </w:tcMar>
-          </w:tcPr>
-          <w:p>
-            <w:pPr>
-              <w:spacing w:before="40" w:after="40" w:line="341" w:lineRule="auto"/>
-              <w:jc w:val="left"/>
-            </w:pPr>
-            <w:r/>
-            <w:r>
-              <w:rPr>
-                <w:rFonts w:ascii="Times New Roman" w:hAnsi="Times New Roman" w:eastAsia="宋体"/>
-                <w:b w:val="0"/>
-                <w:color w:val="191919"/>
-                <w:sz w:val="19"/>
-              </w:rPr>
-              <w:t>【出场人物】罗仕强、罗爱文、赵左右、荀未来</w:t>
-              <w:br/>
-              <w:t>【空间动作与场面调度】厂长办公室内，听完儿子复述老工人爆料的罗仕强猛地一拍办公桌，装出一副义愤填膺的模样向罗爱文表态。 单纯的罗爱文抱着DV机站在办公桌前，还是有些疑惑地追问了一句。 罗仕强眼珠一转，笑着绕出办公桌走到儿子面前，一边拍着他的肩膀一边套话打听那个老工人的长相！ 罗爱文想起荀哥刚才的提醒，警惕地后退了半步。 罗仕强立刻赌咒发誓，拉着罗爱文往沙发上坐，满嘴“有则改之无则加勉”的漂亮话。 罗爱文听信了父亲的话，天真地顺着话头试探了一句。 “发到网上”四个字一出，罗仕强脸上的笑容瞬间僵住！ 罗爱文为了保护两个好兄弟，主动把责任全揽到了自己身上。 罗仕强眼神一沉，立刻伸手向罗爱文索要他怀里的DV摄像机。 罗爱文把DV机死死护在身后，察觉到了父亲的真实意图。 罗仕强耐着性子往前逼近一步，找了个“技术泄密”的借口去抓DV。 罗爱文倔强地昂起头。 罗仕强终于撕下了温和的伪装，猛地一拍大腿站起身，厉声咆哮！ 梦想破灭的罗爱文眼眶通红地跟着站起身，对着父亲绝望地大吼！ 罗仕强恼羞成怒地指着儿子大骂，弯腰从茶几底下抄……</w:t>
-              <w:br/>
-              <w:t>【本场核心台词交锋】罗仕强：“老子早就看这个林总工不顺眼！儿子，你放心，等你们学工活动一结束，我就彻查此事！” ／ 罗爱文：“可是那个叔叔爆料说，是你一直在包庇纵容林总工，你咋会不知道？” ／ 罗仕强：“你个傻儿子，这个厂子是我的，我怎么可能包庇呢，啊？这话谁说的？那个人长什么样？” ／ 罗爱文：“爸，你是不是想开除他呀？” ／ 罗仕强：“不是，我怎么可能开除他呢？我不仅不开除他，我还要评他为最佳员工！当然了，来来来，坐，这个叫有则改之，无则加勉，啊？你老爸我呀最喜欢听这个批评的声音。这不上午工厂还有点小事故吗，我不也让赵左右他们去拍了吗？对吧？”</w:t>
-            </w:r>
-          </w:p>
-        </w:tc>
-      </w:tr>
-      <w:tr>
-        <w:trPr>
-          <w:cantSplit/>
-        </w:trPr>
-        <w:tc>
-          <w:tcPr>
-            <w:tcW w:type="dxa" w:w="3096"/>
-            <w:vAlign w:val="center"/>
-            <w:tcMar>
-              <w:top w:w="105" w:type="dxa"/>
-              <w:bottom w:w="105" w:type="dxa"/>
-              <w:left w:w="145" w:type="dxa"/>
-              <w:right w:w="145" w:type="dxa"/>
-            </w:tcMar>
-            <w:shd w:fill="F7FAFC"/>
-          </w:tcPr>
-          <w:p>
-            <w:pPr>
-              <w:spacing w:before="40" w:after="40" w:line="341" w:lineRule="auto"/>
-              <w:jc w:val="left"/>
-            </w:pPr>
-            <w:r/>
-            <w:r>
-              <w:rPr>
-                <w:rFonts w:ascii="Times New Roman" w:hAnsi="Times New Roman" w:eastAsia="宋体"/>
-                <w:b/>
-                <w:color w:val="191919"/>
-                <w:sz w:val="19"/>
-              </w:rPr>
-              <w:t>EP16</w:t>
-              <w:br/>
-              <w:t>16-1　内/外　爱荣机械厂男生宿舍·厂门传达室与厂外马路 — 夜</w:t>
-            </w:r>
-          </w:p>
-        </w:tc>
-        <w:tc>
-          <w:tcPr>
-            <w:tcW w:type="dxa" w:w="7272"/>
-            <w:vAlign w:val="center"/>
-            <w:tcMar>
-              <w:top w:w="105" w:type="dxa"/>
-              <w:bottom w:w="105" w:type="dxa"/>
-              <w:left w:w="145" w:type="dxa"/>
-              <w:right w:w="145" w:type="dxa"/>
-            </w:tcMar>
-            <w:shd w:fill="F7FAFC"/>
-          </w:tcPr>
-          <w:p>
-            <w:pPr>
-              <w:spacing w:before="40" w:after="40" w:line="341" w:lineRule="auto"/>
-              <w:jc w:val="left"/>
-            </w:pPr>
-            <w:r/>
-            <w:r>
-              <w:rPr>
-                <w:rFonts w:ascii="Times New Roman" w:hAnsi="Times New Roman" w:eastAsia="宋体"/>
-                <w:b w:val="0"/>
-                <w:color w:val="191919"/>
-                <w:sz w:val="19"/>
-              </w:rPr>
-              <w:t>【出场人物】赵左右、罗爱文、保安门卫、荀未来</w:t>
-              <w:br/>
-              <w:t>【空间动作与场面调度】夜晚九点五十二分，爱荣机械制造厂的男生高低床宿舍内，十六岁的赵左右与罗爱文站在桌旁，看着墙上的挂钟满脸焦急。 罗爱文赞同地点了点头，低头一看书桌，突然发现荀未来的摩托罗拉翻盖手机还静静躺在桌面上！罗爱文连忙拿起翻盖手机打开按了几个数字（尝试输入密码“0121”，屏幕弹出“密码错误”）。 赵左右当机立断，招呼罗爱文一起往外冲。 飘雪的寒夜里，赵左右和罗爱文一路小跑冲到工厂大门旁的传达室窗口，敲开玻璃窗，举起手里的手机照片向值班保安大叔询问。 保安大叔探头看了一眼，指了指厂门外的马路。 赵左右愣住了，转过身难以置信地看着罗爱文。 罗爱文挠了挠爆炸头，懊恼地回想刚才在车间窗外和石阶上聊天的情景。 赵左右急得直跺脚，苦恼地摊开手。 情急之下的罗爱文脱口说漏了嘴！ 赵左右瞪大了眼睛：“啊？”罗爱文自知失言，连忙硬着头皮解释。 赵左右顾不上多问，一把拽住罗爱文的胳膊就往厂门外跑：“赶紧走啊！”罗爱文连声应着“走走走”跟着冲出厂门。 厂门外的雪夜马路边，两个十六岁的少年迎着寒风一边跑一边挥手拦车：“出……</w:t>
-              <w:br/>
-              <w:t>【本场核心台词交锋】赵左右：“不对，不对。荀哥偷偷出去买个东西，用不着一个多小时啊。” ／ 罗爱文：“是啊。哎？荀哥电话都没拿，肯定没走远！” ／ 赵左右：“走，爱文，我们去问问门卫，走！” ／ 赵左右：“叔叔，您这一个多小时，有看到这个人出去吗？” ／ 保安门卫：“他刚从这出去，打车走的。说请假回家了。”</w:t>
-            </w:r>
-          </w:p>
-        </w:tc>
-      </w:tr>
-    </w:tbl>
     <w:sectPr>
       <w:pgSz w:w="12240" w:h="15840"/>
       <w:pgMar w:top="1080" w:right="936" w:bottom="1080" w:left="936" w:header="720" w:footer="720" w:gutter="0"/>

--- a/01_《三人行》全24集全流程标杆成品库/06_核心场景一景一档/场景19_长林八中男生宿舍（上下铺铁架床·木桌电脑区·洗漱走廊）.docx
+++ b/01_《三人行》全24集全流程标杆成品库/06_核心场景一景一档/场景19_长林八中男生宿舍（上下铺铁架床·木桌电脑区·洗漱走廊）.docx
@@ -1012,7 +1012,7 @@
           <w:color w:val="141414"/>
           <w:sz w:val="21"/>
         </w:rPr>
-        <w:t>EP10赵左右到男生宿舍走廊找陈明；EP11陈明顶包退学后搬空宿舍床位。</w:t>
+        <w:t>EP10赵左右到男生宿舍走廊找陈明；EP11陈明在广播室自曝偷打CS为赵左右作证、被父亲强办退学后搬空宿舍床位。</w:t>
       </w:r>
     </w:p>
     <w:sectPr>

--- a/01_《三人行》全24集全流程标杆成品库/06_核心场景一景一档/场景19_长林八中男生宿舍（上下铺铁架床·木桌电脑区·洗漱走廊）.docx
+++ b/01_《三人行》全24集全流程标杆成品库/06_核心场景一景一档/场景19_长林八中男生宿舍（上下铺铁架床·木桌电脑区·洗漱走廊）.docx
@@ -124,9 +124,7 @@
         </w:tc>
       </w:tr>
       <w:tr>
-        <w:trPr>
-          <w:cantSplit/>
-        </w:trPr>
+        <w:trPr/>
         <w:tc>
           <w:tcPr>
             <w:tcW w:type="dxa" w:w="2592"/>
@@ -185,9 +183,7 @@
         </w:tc>
       </w:tr>
       <w:tr>
-        <w:trPr>
-          <w:cantSplit/>
-        </w:trPr>
+        <w:trPr/>
         <w:tc>
           <w:tcPr>
             <w:tcW w:type="dxa" w:w="2592"/>
@@ -248,9 +244,7 @@
         </w:tc>
       </w:tr>
       <w:tr>
-        <w:trPr>
-          <w:cantSplit/>
-        </w:trPr>
+        <w:trPr/>
         <w:tc>
           <w:tcPr>
             <w:tcW w:type="dxa" w:w="2592"/>
@@ -309,9 +303,7 @@
         </w:tc>
       </w:tr>
       <w:tr>
-        <w:trPr>
-          <w:cantSplit/>
-        </w:trPr>
+        <w:trPr/>
         <w:tc>
           <w:tcPr>
             <w:tcW w:type="dxa" w:w="2592"/>
@@ -372,9 +364,7 @@
         </w:tc>
       </w:tr>
       <w:tr>
-        <w:trPr>
-          <w:cantSplit/>
-        </w:trPr>
+        <w:trPr/>
         <w:tc>
           <w:tcPr>
             <w:tcW w:type="dxa" w:w="2592"/>
@@ -433,9 +423,7 @@
         </w:tc>
       </w:tr>
       <w:tr>
-        <w:trPr>
-          <w:cantSplit/>
-        </w:trPr>
+        <w:trPr/>
         <w:tc>
           <w:tcPr>
             <w:tcW w:type="dxa" w:w="2592"/>
@@ -496,9 +484,7 @@
         </w:tc>
       </w:tr>
       <w:tr>
-        <w:trPr>
-          <w:cantSplit/>
-        </w:trPr>
+        <w:trPr/>
         <w:tc>
           <w:tcPr>
             <w:tcW w:type="dxa" w:w="2592"/>
@@ -557,9 +543,7 @@
         </w:tc>
       </w:tr>
       <w:tr>
-        <w:trPr>
-          <w:cantSplit/>
-        </w:trPr>
+        <w:trPr/>
         <w:tc>
           <w:tcPr>
             <w:tcW w:type="dxa" w:w="2592"/>
@@ -758,9 +742,7 @@
         </w:tc>
       </w:tr>
       <w:tr>
-        <w:trPr>
-          <w:cantSplit/>
-        </w:trPr>
+        <w:trPr/>
         <w:tc>
           <w:tcPr>
             <w:tcW w:type="dxa" w:w="2664"/>
@@ -824,9 +806,7 @@
         </w:tc>
       </w:tr>
       <w:tr>
-        <w:trPr>
-          <w:cantSplit/>
-        </w:trPr>
+        <w:trPr/>
         <w:tc>
           <w:tcPr>
             <w:tcW w:type="dxa" w:w="2664"/>

--- a/01_《三人行》全24集全流程标杆成品库/06_核心场景一景一档/场景19_长林八中男生宿舍（上下铺铁架床·木桌电脑区·洗漱走廊）.docx
+++ b/01_《三人行》全24集全流程标杆成品库/06_核心场景一景一档/场景19_长林八中男生宿舍（上下铺铁架床·木桌电脑区·洗漱走廊）.docx
@@ -44,625 +44,7 @@
           <w:color w:val="192D55"/>
           <w:sz w:val="25"/>
         </w:rPr>
-        <w:t>第一章　场景核心工程参数与视觉美学总卡</w:t>
-      </w:r>
-    </w:p>
-    <w:tbl>
-      <w:tblPr>
-        <w:tblStyle w:val="TableGrid"/>
-        <w:tblW w:type="auto" w:w="0"/>
-        <w:jc w:val="center"/>
-        <w:tblLayout w:type="fixed"/>
-        <w:tblLook w:firstColumn="1" w:firstRow="1" w:lastColumn="0" w:lastRow="0" w:noHBand="0" w:noVBand="1" w:val="04A0"/>
-      </w:tblPr>
-      <w:tblGrid>
-        <w:gridCol w:w="5184"/>
-        <w:gridCol w:w="5184"/>
-      </w:tblGrid>
-      <w:tr>
-        <w:trPr>
-          <w:tblHeader/>
-          <w:cantSplit/>
-        </w:trPr>
-        <w:tc>
-          <w:tcPr>
-            <w:tcW w:type="dxa" w:w="2592"/>
-            <w:vAlign w:val="center"/>
-            <w:tcMar>
-              <w:top w:w="130" w:type="dxa"/>
-              <w:bottom w:w="130" w:type="dxa"/>
-              <w:left w:w="150" w:type="dxa"/>
-              <w:right w:w="150" w:type="dxa"/>
-            </w:tcMar>
-            <w:shd w:fill="1F3864"/>
-          </w:tcPr>
-          <w:p>
-            <w:pPr>
-              <w:spacing w:before="40" w:after="40" w:line="312" w:lineRule="auto"/>
-              <w:jc w:val="center"/>
-            </w:pPr>
-            <w:r/>
-            <w:r>
-              <w:rPr>
-                <w:rFonts w:ascii="Arial" w:hAnsi="Arial" w:eastAsia="黑体"/>
-                <w:b/>
-                <w:color w:val="FFFFFF"/>
-                <w:sz w:val="19"/>
-              </w:rPr>
-              <w:t>工程与美学设定维度</w:t>
-            </w:r>
-          </w:p>
-        </w:tc>
-        <w:tc>
-          <w:tcPr>
-            <w:tcW w:type="dxa" w:w="7776"/>
-            <w:vAlign w:val="center"/>
-            <w:tcMar>
-              <w:top w:w="130" w:type="dxa"/>
-              <w:bottom w:w="130" w:type="dxa"/>
-              <w:left w:w="150" w:type="dxa"/>
-              <w:right w:w="150" w:type="dxa"/>
-            </w:tcMar>
-            <w:shd w:fill="1F3864"/>
-          </w:tcPr>
-          <w:p>
-            <w:pPr>
-              <w:spacing w:before="40" w:after="40" w:line="312" w:lineRule="auto"/>
-              <w:jc w:val="center"/>
-            </w:pPr>
-            <w:r/>
-            <w:r>
-              <w:rPr>
-                <w:rFonts w:ascii="Arial" w:hAnsi="Arial" w:eastAsia="黑体"/>
-                <w:b/>
-                <w:color w:val="FFFFFF"/>
-                <w:sz w:val="19"/>
-              </w:rPr>
-              <w:t>全剧标准定稿设定参数</w:t>
-            </w:r>
-          </w:p>
-        </w:tc>
-      </w:tr>
-      <w:tr>
-        <w:trPr/>
-        <w:tc>
-          <w:tcPr>
-            <w:tcW w:type="dxa" w:w="2592"/>
-            <w:vAlign w:val="center"/>
-            <w:tcMar>
-              <w:top w:w="105" w:type="dxa"/>
-              <w:bottom w:w="105" w:type="dxa"/>
-              <w:left w:w="145" w:type="dxa"/>
-              <w:right w:w="145" w:type="dxa"/>
-            </w:tcMar>
-          </w:tcPr>
-          <w:p>
-            <w:pPr>
-              <w:spacing w:before="40" w:after="40" w:line="341" w:lineRule="auto"/>
-              <w:jc w:val="center"/>
-            </w:pPr>
-            <w:r/>
-            <w:r>
-              <w:rPr>
-                <w:rFonts w:ascii="Times New Roman" w:hAnsi="Times New Roman" w:eastAsia="宋体"/>
-                <w:b/>
-                <w:color w:val="191919"/>
-                <w:sz w:val="19"/>
-              </w:rPr>
-              <w:t>空间标准名称</w:t>
-            </w:r>
-          </w:p>
-        </w:tc>
-        <w:tc>
-          <w:tcPr>
-            <w:tcW w:type="dxa" w:w="7776"/>
-            <w:vAlign w:val="center"/>
-            <w:tcMar>
-              <w:top w:w="105" w:type="dxa"/>
-              <w:bottom w:w="105" w:type="dxa"/>
-              <w:left w:w="145" w:type="dxa"/>
-              <w:right w:w="145" w:type="dxa"/>
-            </w:tcMar>
-          </w:tcPr>
-          <w:p>
-            <w:pPr>
-              <w:spacing w:before="40" w:after="40" w:line="341" w:lineRule="auto"/>
-              <w:jc w:val="left"/>
-            </w:pPr>
-            <w:r/>
-            <w:r>
-              <w:rPr>
-                <w:rFonts w:ascii="Times New Roman" w:hAnsi="Times New Roman" w:eastAsia="宋体"/>
-                <w:b w:val="0"/>
-                <w:color w:val="191919"/>
-                <w:sz w:val="19"/>
-              </w:rPr>
-              <w:t>长林市第八中学住校生男生宿舍楼（理科八班六人间寝室及公共洗漱走廊）</w:t>
-            </w:r>
-          </w:p>
-        </w:tc>
-      </w:tr>
-      <w:tr>
-        <w:trPr/>
-        <w:tc>
-          <w:tcPr>
-            <w:tcW w:type="dxa" w:w="2592"/>
-            <w:vAlign w:val="center"/>
-            <w:tcMar>
-              <w:top w:w="105" w:type="dxa"/>
-              <w:bottom w:w="105" w:type="dxa"/>
-              <w:left w:w="145" w:type="dxa"/>
-              <w:right w:w="145" w:type="dxa"/>
-            </w:tcMar>
-            <w:shd w:fill="F7FAFC"/>
-          </w:tcPr>
-          <w:p>
-            <w:pPr>
-              <w:spacing w:before="40" w:after="40" w:line="341" w:lineRule="auto"/>
-              <w:jc w:val="center"/>
-            </w:pPr>
-            <w:r/>
-            <w:r>
-              <w:rPr>
-                <w:rFonts w:ascii="Times New Roman" w:hAnsi="Times New Roman" w:eastAsia="宋体"/>
-                <w:b/>
-                <w:color w:val="191919"/>
-                <w:sz w:val="19"/>
-              </w:rPr>
-              <w:t>地理位置与时代坐标</w:t>
-            </w:r>
-          </w:p>
-        </w:tc>
-        <w:tc>
-          <w:tcPr>
-            <w:tcW w:type="dxa" w:w="7776"/>
-            <w:vAlign w:val="center"/>
-            <w:tcMar>
-              <w:top w:w="105" w:type="dxa"/>
-              <w:bottom w:w="105" w:type="dxa"/>
-              <w:left w:w="145" w:type="dxa"/>
-              <w:right w:w="145" w:type="dxa"/>
-            </w:tcMar>
-            <w:shd w:fill="F7FAFC"/>
-          </w:tcPr>
-          <w:p>
-            <w:pPr>
-              <w:spacing w:before="40" w:after="40" w:line="341" w:lineRule="auto"/>
-              <w:jc w:val="left"/>
-            </w:pPr>
-            <w:r/>
-            <w:r>
-              <w:rPr>
-                <w:rFonts w:ascii="Times New Roman" w:hAnsi="Times New Roman" w:eastAsia="宋体"/>
-                <w:b w:val="0"/>
-                <w:color w:val="191919"/>
-                <w:sz w:val="19"/>
-              </w:rPr>
-              <w:t>长林八中生活区宿舍楼；集中出现于2008年春（黄昏篇EP09–EP11）</w:t>
-            </w:r>
-          </w:p>
-        </w:tc>
-      </w:tr>
-      <w:tr>
-        <w:trPr/>
-        <w:tc>
-          <w:tcPr>
-            <w:tcW w:type="dxa" w:w="2592"/>
-            <w:vAlign w:val="center"/>
-            <w:tcMar>
-              <w:top w:w="105" w:type="dxa"/>
-              <w:bottom w:w="105" w:type="dxa"/>
-              <w:left w:w="145" w:type="dxa"/>
-              <w:right w:w="145" w:type="dxa"/>
-            </w:tcMar>
-          </w:tcPr>
-          <w:p>
-            <w:pPr>
-              <w:spacing w:before="40" w:after="40" w:line="341" w:lineRule="auto"/>
-              <w:jc w:val="center"/>
-            </w:pPr>
-            <w:r/>
-            <w:r>
-              <w:rPr>
-                <w:rFonts w:ascii="Times New Roman" w:hAnsi="Times New Roman" w:eastAsia="宋体"/>
-                <w:b/>
-                <w:color w:val="191919"/>
-                <w:sz w:val="19"/>
-              </w:rPr>
-              <w:t>建筑形制与空间尺度</w:t>
-            </w:r>
-          </w:p>
-        </w:tc>
-        <w:tc>
-          <w:tcPr>
-            <w:tcW w:type="dxa" w:w="7776"/>
-            <w:vAlign w:val="center"/>
-            <w:tcMar>
-              <w:top w:w="105" w:type="dxa"/>
-              <w:bottom w:w="105" w:type="dxa"/>
-              <w:left w:w="145" w:type="dxa"/>
-              <w:right w:w="145" w:type="dxa"/>
-            </w:tcMar>
-          </w:tcPr>
-          <w:p>
-            <w:pPr>
-              <w:spacing w:before="40" w:after="40" w:line="341" w:lineRule="auto"/>
-              <w:jc w:val="left"/>
-            </w:pPr>
-            <w:r/>
-            <w:r>
-              <w:rPr>
-                <w:rFonts w:ascii="Times New Roman" w:hAnsi="Times New Roman" w:eastAsia="宋体"/>
-                <w:b w:val="0"/>
-                <w:color w:val="191919"/>
-                <w:sz w:val="19"/>
-              </w:rPr>
-              <w:t>千禧年典型高中六至八人间集体宿舍（约20平方米），两侧排列双层蓝漆铁架上下铺，中央摆放长条共用木桌，门外为公共水房与长走廊</w:t>
-            </w:r>
-          </w:p>
-        </w:tc>
-      </w:tr>
-      <w:tr>
-        <w:trPr/>
-        <w:tc>
-          <w:tcPr>
-            <w:tcW w:type="dxa" w:w="2592"/>
-            <w:vAlign w:val="center"/>
-            <w:tcMar>
-              <w:top w:w="105" w:type="dxa"/>
-              <w:bottom w:w="105" w:type="dxa"/>
-              <w:left w:w="145" w:type="dxa"/>
-              <w:right w:w="145" w:type="dxa"/>
-            </w:tcMar>
-            <w:shd w:fill="F7FAFC"/>
-          </w:tcPr>
-          <w:p>
-            <w:pPr>
-              <w:spacing w:before="40" w:after="40" w:line="341" w:lineRule="auto"/>
-              <w:jc w:val="center"/>
-            </w:pPr>
-            <w:r/>
-            <w:r>
-              <w:rPr>
-                <w:rFonts w:ascii="Times New Roman" w:hAnsi="Times New Roman" w:eastAsia="宋体"/>
-                <w:b/>
-                <w:color w:val="191919"/>
-                <w:sz w:val="19"/>
-              </w:rPr>
-              <w:t>主色调与材质肌理体系</w:t>
-            </w:r>
-          </w:p>
-        </w:tc>
-        <w:tc>
-          <w:tcPr>
-            <w:tcW w:type="dxa" w:w="7776"/>
-            <w:vAlign w:val="center"/>
-            <w:tcMar>
-              <w:top w:w="105" w:type="dxa"/>
-              <w:bottom w:w="105" w:type="dxa"/>
-              <w:left w:w="145" w:type="dxa"/>
-              <w:right w:w="145" w:type="dxa"/>
-            </w:tcMar>
-            <w:shd w:fill="F7FAFC"/>
-          </w:tcPr>
-          <w:p>
-            <w:pPr>
-              <w:spacing w:before="40" w:after="40" w:line="341" w:lineRule="auto"/>
-              <w:jc w:val="left"/>
-            </w:pPr>
-            <w:r/>
-            <w:r>
-              <w:rPr>
-                <w:rFonts w:ascii="Times New Roman" w:hAnsi="Times New Roman" w:eastAsia="宋体"/>
-                <w:b w:val="0"/>
-                <w:color w:val="191919"/>
-                <w:sz w:val="19"/>
-              </w:rPr>
-              <w:t>蓝白格纹学校统一床单、深蓝铁架床、原木桌椅、浅绿墙裙与3200K吸顶日光灯构成的写实住校生空间</w:t>
-            </w:r>
-          </w:p>
-        </w:tc>
-      </w:tr>
-      <w:tr>
-        <w:trPr/>
-        <w:tc>
-          <w:tcPr>
-            <w:tcW w:type="dxa" w:w="2592"/>
-            <w:vAlign w:val="center"/>
-            <w:tcMar>
-              <w:top w:w="105" w:type="dxa"/>
-              <w:bottom w:w="105" w:type="dxa"/>
-              <w:left w:w="145" w:type="dxa"/>
-              <w:right w:w="145" w:type="dxa"/>
-            </w:tcMar>
-          </w:tcPr>
-          <w:p>
-            <w:pPr>
-              <w:spacing w:before="40" w:after="40" w:line="341" w:lineRule="auto"/>
-              <w:jc w:val="center"/>
-            </w:pPr>
-            <w:r/>
-            <w:r>
-              <w:rPr>
-                <w:rFonts w:ascii="Times New Roman" w:hAnsi="Times New Roman" w:eastAsia="宋体"/>
-                <w:b/>
-                <w:color w:val="191919"/>
-                <w:sz w:val="19"/>
-              </w:rPr>
-              <w:t>标准色温与光影方案</w:t>
-            </w:r>
-          </w:p>
-        </w:tc>
-        <w:tc>
-          <w:tcPr>
-            <w:tcW w:type="dxa" w:w="7776"/>
-            <w:vAlign w:val="center"/>
-            <w:tcMar>
-              <w:top w:w="105" w:type="dxa"/>
-              <w:bottom w:w="105" w:type="dxa"/>
-              <w:left w:w="145" w:type="dxa"/>
-              <w:right w:w="145" w:type="dxa"/>
-            </w:tcMar>
-          </w:tcPr>
-          <w:p>
-            <w:pPr>
-              <w:spacing w:before="40" w:after="40" w:line="341" w:lineRule="auto"/>
-              <w:jc w:val="left"/>
-            </w:pPr>
-            <w:r/>
-            <w:r>
-              <w:rPr>
-                <w:rFonts w:ascii="Times New Roman" w:hAnsi="Times New Roman" w:eastAsia="宋体"/>
-                <w:b w:val="0"/>
-                <w:color w:val="191919"/>
-                <w:sz w:val="19"/>
-              </w:rPr>
-              <w:t>日间为4500K窗外自然光；熄灯后为走廊透进的5600K冷暗微光与手电筒/屏幕局部光</w:t>
-            </w:r>
-          </w:p>
-        </w:tc>
-      </w:tr>
-      <w:tr>
-        <w:trPr/>
-        <w:tc>
-          <w:tcPr>
-            <w:tcW w:type="dxa" w:w="2592"/>
-            <w:vAlign w:val="center"/>
-            <w:tcMar>
-              <w:top w:w="105" w:type="dxa"/>
-              <w:bottom w:w="105" w:type="dxa"/>
-              <w:left w:w="145" w:type="dxa"/>
-              <w:right w:w="145" w:type="dxa"/>
-            </w:tcMar>
-            <w:shd w:fill="F7FAFC"/>
-          </w:tcPr>
-          <w:p>
-            <w:pPr>
-              <w:spacing w:before="40" w:after="40" w:line="341" w:lineRule="auto"/>
-              <w:jc w:val="center"/>
-            </w:pPr>
-            <w:r/>
-            <w:r>
-              <w:rPr>
-                <w:rFonts w:ascii="Times New Roman" w:hAnsi="Times New Roman" w:eastAsia="宋体"/>
-                <w:b/>
-                <w:color w:val="191919"/>
-                <w:sz w:val="19"/>
-              </w:rPr>
-              <w:t>环境声场与听觉基底</w:t>
-            </w:r>
-          </w:p>
-        </w:tc>
-        <w:tc>
-          <w:tcPr>
-            <w:tcW w:type="dxa" w:w="7776"/>
-            <w:vAlign w:val="center"/>
-            <w:tcMar>
-              <w:top w:w="105" w:type="dxa"/>
-              <w:bottom w:w="105" w:type="dxa"/>
-              <w:left w:w="145" w:type="dxa"/>
-              <w:right w:w="145" w:type="dxa"/>
-            </w:tcMar>
-            <w:shd w:fill="F7FAFC"/>
-          </w:tcPr>
-          <w:p>
-            <w:pPr>
-              <w:spacing w:before="40" w:after="40" w:line="341" w:lineRule="auto"/>
-              <w:jc w:val="left"/>
-            </w:pPr>
-            <w:r/>
-            <w:r>
-              <w:rPr>
-                <w:rFonts w:ascii="Times New Roman" w:hAnsi="Times New Roman" w:eastAsia="宋体"/>
-                <w:b w:val="0"/>
-                <w:color w:val="191919"/>
-                <w:sz w:val="19"/>
-              </w:rPr>
-              <w:t>宿管大爷吹哨催熄灯声、铁架床翻身吱呀声、室友拍篮球与阴阳怪气嘲讽声、陈明手指翻飞系鞋带的利落摩擦声</w:t>
-            </w:r>
-          </w:p>
-        </w:tc>
-      </w:tr>
-      <w:tr>
-        <w:trPr/>
-        <w:tc>
-          <w:tcPr>
-            <w:tcW w:type="dxa" w:w="2592"/>
-            <w:vAlign w:val="center"/>
-            <w:tcMar>
-              <w:top w:w="105" w:type="dxa"/>
-              <w:bottom w:w="105" w:type="dxa"/>
-              <w:left w:w="145" w:type="dxa"/>
-              <w:right w:w="145" w:type="dxa"/>
-            </w:tcMar>
-          </w:tcPr>
-          <w:p>
-            <w:pPr>
-              <w:spacing w:before="40" w:after="40" w:line="341" w:lineRule="auto"/>
-              <w:jc w:val="center"/>
-            </w:pPr>
-            <w:r/>
-            <w:r>
-              <w:rPr>
-                <w:rFonts w:ascii="Times New Roman" w:hAnsi="Times New Roman" w:eastAsia="宋体"/>
-                <w:b/>
-                <w:color w:val="191919"/>
-                <w:sz w:val="19"/>
-              </w:rPr>
-              <w:t>标志性陈设与道具锚点</w:t>
-            </w:r>
-          </w:p>
-        </w:tc>
-        <w:tc>
-          <w:tcPr>
-            <w:tcW w:type="dxa" w:w="7776"/>
-            <w:vAlign w:val="center"/>
-            <w:tcMar>
-              <w:top w:w="105" w:type="dxa"/>
-              <w:bottom w:w="105" w:type="dxa"/>
-              <w:left w:w="145" w:type="dxa"/>
-              <w:right w:w="145" w:type="dxa"/>
-            </w:tcMar>
-          </w:tcPr>
-          <w:p>
-            <w:pPr>
-              <w:spacing w:before="40" w:after="40" w:line="341" w:lineRule="auto"/>
-              <w:jc w:val="left"/>
-            </w:pPr>
-            <w:r/>
-            <w:r>
-              <w:rPr>
-                <w:rFonts w:ascii="Times New Roman" w:hAnsi="Times New Roman" w:eastAsia="宋体"/>
-                <w:b w:val="0"/>
-                <w:color w:val="191919"/>
-                <w:sz w:val="19"/>
-              </w:rPr>
-              <w:t>上下铺铁架床、陈明脚上的纯白色高帮帆布球鞋（“2秒盲系鞋带”核心道具）、竞赛复习资料、《CS 1.3》游戏话题</w:t>
-            </w:r>
-          </w:p>
-        </w:tc>
-      </w:tr>
-      <w:tr>
-        <w:trPr/>
-        <w:tc>
-          <w:tcPr>
-            <w:tcW w:type="dxa" w:w="2592"/>
-            <w:vAlign w:val="center"/>
-            <w:tcMar>
-              <w:top w:w="105" w:type="dxa"/>
-              <w:bottom w:w="105" w:type="dxa"/>
-              <w:left w:w="145" w:type="dxa"/>
-              <w:right w:w="145" w:type="dxa"/>
-            </w:tcMar>
-            <w:shd w:fill="F7FAFC"/>
-          </w:tcPr>
-          <w:p>
-            <w:pPr>
-              <w:spacing w:before="40" w:after="40" w:line="341" w:lineRule="auto"/>
-              <w:jc w:val="center"/>
-            </w:pPr>
-            <w:r/>
-            <w:r>
-              <w:rPr>
-                <w:rFonts w:ascii="Times New Roman" w:hAnsi="Times New Roman" w:eastAsia="宋体"/>
-                <w:b/>
-                <w:color w:val="191919"/>
-                <w:sz w:val="19"/>
-              </w:rPr>
-              <w:t>核心戏剧功能与美学隐喻</w:t>
-            </w:r>
-          </w:p>
-        </w:tc>
-        <w:tc>
-          <w:tcPr>
-            <w:tcW w:type="dxa" w:w="7776"/>
-            <w:vAlign w:val="center"/>
-            <w:tcMar>
-              <w:top w:w="105" w:type="dxa"/>
-              <w:bottom w:w="105" w:type="dxa"/>
-              <w:left w:w="145" w:type="dxa"/>
-              <w:right w:w="145" w:type="dxa"/>
-            </w:tcMar>
-            <w:shd w:fill="F7FAFC"/>
-          </w:tcPr>
-          <w:p>
-            <w:pPr>
-              <w:spacing w:before="40" w:after="40" w:line="341" w:lineRule="auto"/>
-              <w:jc w:val="left"/>
-            </w:pPr>
-            <w:r/>
-            <w:r>
-              <w:rPr>
-                <w:rFonts w:ascii="Times New Roman" w:hAnsi="Times New Roman" w:eastAsia="宋体"/>
-                <w:b w:val="0"/>
-                <w:color w:val="191919"/>
-                <w:sz w:val="19"/>
-              </w:rPr>
-              <w:t>折射寒门学霸陈明在理科重点班遭受孤立与高压的微观镜像空间——见证EP09陈明面对八班室友的排挤嘲讽，一脚踩上铁架床横档上演帅炸全场的“2秒盲系白帆布鞋带”，以及EP10赵左右来宿舍走廊找陈明求助</w:t>
-            </w:r>
-          </w:p>
-        </w:tc>
-      </w:tr>
-    </w:tbl>
-    <w:p>
-      <w:pPr>
-        <w:spacing w:before="240" w:after="80" w:line="384" w:lineRule="auto"/>
-        <w:jc w:val="left"/>
-      </w:pPr>
-      <w:r>
-        <w:rPr>
-          <w:rFonts w:ascii="Arial" w:hAnsi="Arial" w:eastAsia="黑体"/>
-          <w:b/>
-          <w:color w:val="192D55"/>
-          <w:sz w:val="25"/>
-        </w:rPr>
-        <w:t>第二章　场景整体空间全貌、建筑结构与陈设细节全景详述</w:t>
-      </w:r>
-    </w:p>
-    <w:p>
-      <w:pPr>
-        <w:spacing w:before="120" w:after="60" w:line="384" w:lineRule="auto"/>
-        <w:jc w:val="left"/>
-      </w:pPr>
-      <w:r>
-        <w:rPr>
-          <w:rFonts w:ascii="Arial" w:hAnsi="Arial" w:eastAsia="黑体"/>
-          <w:b/>
-          <w:color w:val="141414"/>
-          <w:sz w:val="22"/>
-        </w:rPr>
-        <w:t>（一）理科八班六人间上下铺寝室与公共走廊细描</w:t>
-      </w:r>
-    </w:p>
-    <w:p>
-      <w:pPr>
-        <w:spacing w:before="40" w:after="100" w:line="384" w:lineRule="auto"/>
-        <w:ind w:firstLine="420"/>
-        <w:jc w:val="left"/>
-      </w:pPr>
-      <w:r>
-        <w:rPr>
-          <w:rFonts w:ascii="Times New Roman" w:hAnsi="Times New Roman" w:eastAsia="宋体"/>
-          <w:b w:val="0"/>
-          <w:color w:val="141414"/>
-          <w:sz w:val="21"/>
-        </w:rPr>
-        <w:t>八中男生宿舍采用对称式布局：进门两侧各摆三张深蓝色角铁焊接的上下铺铁架床，床头挂着毛巾与书包，床下整齐摆放着脸盆与运动鞋；房间中央是一张长木桌，堆满理科竞赛题集。门外是长长的宿舍走廊与公共洗漱水房，宿管大爷在固定时间拉闸熄灯。</w:t>
-      </w:r>
-    </w:p>
-    <w:p>
-      <w:pPr>
-        <w:spacing w:before="240" w:after="80" w:line="384" w:lineRule="auto"/>
-        <w:jc w:val="left"/>
-      </w:pPr>
-      <w:r>
-        <w:rPr>
-          <w:rFonts w:ascii="Arial" w:hAnsi="Arial" w:eastAsia="黑体"/>
-          <w:b/>
-          <w:color w:val="192D55"/>
-          <w:sz w:val="25"/>
-        </w:rPr>
-        <w:t>第三章　子空间功能分区、平面拓扑关系与多视角镜头动线全解</w:t>
+        <w:t>第一章　场景核心工程参数与视听美学总卡</w:t>
       </w:r>
     </w:p>
     <w:tbl>
@@ -707,7 +89,7 @@
                 <w:color w:val="FFFFFF"/>
                 <w:sz w:val="19"/>
               </w:rPr>
-              <w:t>子空间分区与方位坐标</w:t>
+              <w:t>场景工程设定维度</w:t>
             </w:r>
           </w:p>
         </w:tc>
@@ -736,16 +118,655 @@
                 <w:color w:val="FFFFFF"/>
                 <w:sz w:val="19"/>
               </w:rPr>
-              <w:t>标志性陈设道具、机位轴线与人物进出动线详解</w:t>
+              <w:t>全剧标准定稿设定内容</w:t>
             </w:r>
           </w:p>
         </w:tc>
       </w:tr>
       <w:tr>
-        <w:trPr/>
         <w:tc>
           <w:tcPr>
             <w:tcW w:type="dxa" w:w="2664"/>
+            <w:vAlign w:val="center"/>
+            <w:tcMar>
+              <w:top w:w="105" w:type="dxa"/>
+              <w:bottom w:w="105" w:type="dxa"/>
+              <w:left w:w="145" w:type="dxa"/>
+              <w:right w:w="145" w:type="dxa"/>
+            </w:tcMar>
+          </w:tcPr>
+          <w:p>
+            <w:pPr>
+              <w:spacing w:before="40" w:after="40" w:line="341" w:lineRule="auto"/>
+              <w:jc w:val="center"/>
+            </w:pPr>
+            <w:r/>
+            <w:r>
+              <w:rPr>
+                <w:rFonts w:ascii="Times New Roman" w:hAnsi="Times New Roman" w:eastAsia="宋体"/>
+                <w:b/>
+                <w:color w:val="191919"/>
+                <w:sz w:val="19"/>
+              </w:rPr>
+              <w:t>空间标准名称</w:t>
+            </w:r>
+          </w:p>
+        </w:tc>
+        <w:tc>
+          <w:tcPr>
+            <w:tcW w:type="dxa" w:w="7704"/>
+            <w:vAlign w:val="center"/>
+            <w:tcMar>
+              <w:top w:w="105" w:type="dxa"/>
+              <w:bottom w:w="105" w:type="dxa"/>
+              <w:left w:w="145" w:type="dxa"/>
+              <w:right w:w="145" w:type="dxa"/>
+            </w:tcMar>
+          </w:tcPr>
+          <w:p>
+            <w:pPr>
+              <w:spacing w:before="40" w:after="40" w:line="341" w:lineRule="auto"/>
+              <w:jc w:val="left"/>
+            </w:pPr>
+            <w:r/>
+            <w:r>
+              <w:rPr>
+                <w:rFonts w:ascii="Times New Roman" w:hAnsi="Times New Roman" w:eastAsia="宋体"/>
+                <w:b w:val="0"/>
+                <w:color w:val="191919"/>
+                <w:sz w:val="19"/>
+              </w:rPr>
+              <w:t>长林市第八中学住校生男生宿舍楼（理科八班六人间寝室及公共洗漱走廊）</w:t>
+            </w:r>
+          </w:p>
+        </w:tc>
+      </w:tr>
+      <w:tr>
+        <w:tc>
+          <w:tcPr>
+            <w:tcW w:type="dxa" w:w="2664"/>
+            <w:vAlign w:val="center"/>
+            <w:tcMar>
+              <w:top w:w="105" w:type="dxa"/>
+              <w:bottom w:w="105" w:type="dxa"/>
+              <w:left w:w="145" w:type="dxa"/>
+              <w:right w:w="145" w:type="dxa"/>
+            </w:tcMar>
+            <w:shd w:fill="F7FAFC"/>
+          </w:tcPr>
+          <w:p>
+            <w:pPr>
+              <w:spacing w:before="40" w:after="40" w:line="341" w:lineRule="auto"/>
+              <w:jc w:val="center"/>
+            </w:pPr>
+            <w:r/>
+            <w:r>
+              <w:rPr>
+                <w:rFonts w:ascii="Times New Roman" w:hAnsi="Times New Roman" w:eastAsia="宋体"/>
+                <w:b/>
+                <w:color w:val="191919"/>
+                <w:sz w:val="19"/>
+              </w:rPr>
+              <w:t>地理位置与时代坐标</w:t>
+            </w:r>
+          </w:p>
+        </w:tc>
+        <w:tc>
+          <w:tcPr>
+            <w:tcW w:type="dxa" w:w="7704"/>
+            <w:vAlign w:val="center"/>
+            <w:tcMar>
+              <w:top w:w="105" w:type="dxa"/>
+              <w:bottom w:w="105" w:type="dxa"/>
+              <w:left w:w="145" w:type="dxa"/>
+              <w:right w:w="145" w:type="dxa"/>
+            </w:tcMar>
+            <w:shd w:fill="F7FAFC"/>
+          </w:tcPr>
+          <w:p>
+            <w:pPr>
+              <w:spacing w:before="40" w:after="40" w:line="341" w:lineRule="auto"/>
+              <w:jc w:val="left"/>
+            </w:pPr>
+            <w:r/>
+            <w:r>
+              <w:rPr>
+                <w:rFonts w:ascii="Times New Roman" w:hAnsi="Times New Roman" w:eastAsia="宋体"/>
+                <w:b w:val="0"/>
+                <w:color w:val="191919"/>
+                <w:sz w:val="19"/>
+              </w:rPr>
+              <w:t>长林八中生活区宿舍楼；集中出现于2008年春（黄昏篇EP09–EP11）</w:t>
+            </w:r>
+          </w:p>
+        </w:tc>
+      </w:tr>
+      <w:tr>
+        <w:tc>
+          <w:tcPr>
+            <w:tcW w:type="dxa" w:w="2664"/>
+            <w:vAlign w:val="center"/>
+            <w:tcMar>
+              <w:top w:w="105" w:type="dxa"/>
+              <w:bottom w:w="105" w:type="dxa"/>
+              <w:left w:w="145" w:type="dxa"/>
+              <w:right w:w="145" w:type="dxa"/>
+            </w:tcMar>
+          </w:tcPr>
+          <w:p>
+            <w:pPr>
+              <w:spacing w:before="40" w:after="40" w:line="341" w:lineRule="auto"/>
+              <w:jc w:val="center"/>
+            </w:pPr>
+            <w:r/>
+            <w:r>
+              <w:rPr>
+                <w:rFonts w:ascii="Times New Roman" w:hAnsi="Times New Roman" w:eastAsia="宋体"/>
+                <w:b/>
+                <w:color w:val="191919"/>
+                <w:sz w:val="19"/>
+              </w:rPr>
+              <w:t>建筑形制与空间尺度</w:t>
+            </w:r>
+          </w:p>
+        </w:tc>
+        <w:tc>
+          <w:tcPr>
+            <w:tcW w:type="dxa" w:w="7704"/>
+            <w:vAlign w:val="center"/>
+            <w:tcMar>
+              <w:top w:w="105" w:type="dxa"/>
+              <w:bottom w:w="105" w:type="dxa"/>
+              <w:left w:w="145" w:type="dxa"/>
+              <w:right w:w="145" w:type="dxa"/>
+            </w:tcMar>
+          </w:tcPr>
+          <w:p>
+            <w:pPr>
+              <w:spacing w:before="40" w:after="40" w:line="341" w:lineRule="auto"/>
+              <w:jc w:val="left"/>
+            </w:pPr>
+            <w:r/>
+            <w:r>
+              <w:rPr>
+                <w:rFonts w:ascii="Times New Roman" w:hAnsi="Times New Roman" w:eastAsia="宋体"/>
+                <w:b w:val="0"/>
+                <w:color w:val="191919"/>
+                <w:sz w:val="19"/>
+              </w:rPr>
+              <w:t>千禧年典型高中六至八人间集体宿舍（约20平方米），两侧排列双层蓝漆铁架上下铺，中央摆放长条共用木桌，门外为公共水房与长走廊</w:t>
+            </w:r>
+          </w:p>
+        </w:tc>
+      </w:tr>
+      <w:tr>
+        <w:tc>
+          <w:tcPr>
+            <w:tcW w:type="dxa" w:w="2664"/>
+            <w:vAlign w:val="center"/>
+            <w:tcMar>
+              <w:top w:w="105" w:type="dxa"/>
+              <w:bottom w:w="105" w:type="dxa"/>
+              <w:left w:w="145" w:type="dxa"/>
+              <w:right w:w="145" w:type="dxa"/>
+            </w:tcMar>
+            <w:shd w:fill="F7FAFC"/>
+          </w:tcPr>
+          <w:p>
+            <w:pPr>
+              <w:spacing w:before="40" w:after="40" w:line="341" w:lineRule="auto"/>
+              <w:jc w:val="center"/>
+            </w:pPr>
+            <w:r/>
+            <w:r>
+              <w:rPr>
+                <w:rFonts w:ascii="Times New Roman" w:hAnsi="Times New Roman" w:eastAsia="宋体"/>
+                <w:b/>
+                <w:color w:val="191919"/>
+                <w:sz w:val="19"/>
+              </w:rPr>
+              <w:t>主色调与材质肌理体系</w:t>
+            </w:r>
+          </w:p>
+        </w:tc>
+        <w:tc>
+          <w:tcPr>
+            <w:tcW w:type="dxa" w:w="7704"/>
+            <w:vAlign w:val="center"/>
+            <w:tcMar>
+              <w:top w:w="105" w:type="dxa"/>
+              <w:bottom w:w="105" w:type="dxa"/>
+              <w:left w:w="145" w:type="dxa"/>
+              <w:right w:w="145" w:type="dxa"/>
+            </w:tcMar>
+            <w:shd w:fill="F7FAFC"/>
+          </w:tcPr>
+          <w:p>
+            <w:pPr>
+              <w:spacing w:before="40" w:after="40" w:line="341" w:lineRule="auto"/>
+              <w:jc w:val="left"/>
+            </w:pPr>
+            <w:r/>
+            <w:r>
+              <w:rPr>
+                <w:rFonts w:ascii="Times New Roman" w:hAnsi="Times New Roman" w:eastAsia="宋体"/>
+                <w:b w:val="0"/>
+                <w:color w:val="191919"/>
+                <w:sz w:val="19"/>
+              </w:rPr>
+              <w:t>蓝白格纹学校统一床单、深蓝铁架床、原木桌椅、浅绿墙裙与3200K吸顶日光灯构成的写实住校生空间</w:t>
+            </w:r>
+          </w:p>
+        </w:tc>
+      </w:tr>
+      <w:tr>
+        <w:tc>
+          <w:tcPr>
+            <w:tcW w:type="dxa" w:w="2664"/>
+            <w:vAlign w:val="center"/>
+            <w:tcMar>
+              <w:top w:w="105" w:type="dxa"/>
+              <w:bottom w:w="105" w:type="dxa"/>
+              <w:left w:w="145" w:type="dxa"/>
+              <w:right w:w="145" w:type="dxa"/>
+            </w:tcMar>
+          </w:tcPr>
+          <w:p>
+            <w:pPr>
+              <w:spacing w:before="40" w:after="40" w:line="341" w:lineRule="auto"/>
+              <w:jc w:val="center"/>
+            </w:pPr>
+            <w:r/>
+            <w:r>
+              <w:rPr>
+                <w:rFonts w:ascii="Times New Roman" w:hAnsi="Times New Roman" w:eastAsia="宋体"/>
+                <w:b/>
+                <w:color w:val="191919"/>
+                <w:sz w:val="19"/>
+              </w:rPr>
+              <w:t>标准色温与光影方案</w:t>
+            </w:r>
+          </w:p>
+        </w:tc>
+        <w:tc>
+          <w:tcPr>
+            <w:tcW w:type="dxa" w:w="7704"/>
+            <w:vAlign w:val="center"/>
+            <w:tcMar>
+              <w:top w:w="105" w:type="dxa"/>
+              <w:bottom w:w="105" w:type="dxa"/>
+              <w:left w:w="145" w:type="dxa"/>
+              <w:right w:w="145" w:type="dxa"/>
+            </w:tcMar>
+          </w:tcPr>
+          <w:p>
+            <w:pPr>
+              <w:spacing w:before="40" w:after="40" w:line="341" w:lineRule="auto"/>
+              <w:jc w:val="left"/>
+            </w:pPr>
+            <w:r/>
+            <w:r>
+              <w:rPr>
+                <w:rFonts w:ascii="Times New Roman" w:hAnsi="Times New Roman" w:eastAsia="宋体"/>
+                <w:b w:val="0"/>
+                <w:color w:val="191919"/>
+                <w:sz w:val="19"/>
+              </w:rPr>
+              <w:t>日间为4500K窗外自然光；熄灯后为走廊透进的5600K冷暗微光与手电筒/屏幕局部光</w:t>
+            </w:r>
+          </w:p>
+        </w:tc>
+      </w:tr>
+      <w:tr>
+        <w:tc>
+          <w:tcPr>
+            <w:tcW w:type="dxa" w:w="2664"/>
+            <w:vAlign w:val="center"/>
+            <w:tcMar>
+              <w:top w:w="105" w:type="dxa"/>
+              <w:bottom w:w="105" w:type="dxa"/>
+              <w:left w:w="145" w:type="dxa"/>
+              <w:right w:w="145" w:type="dxa"/>
+            </w:tcMar>
+            <w:shd w:fill="F7FAFC"/>
+          </w:tcPr>
+          <w:p>
+            <w:pPr>
+              <w:spacing w:before="40" w:after="40" w:line="341" w:lineRule="auto"/>
+              <w:jc w:val="center"/>
+            </w:pPr>
+            <w:r/>
+            <w:r>
+              <w:rPr>
+                <w:rFonts w:ascii="Times New Roman" w:hAnsi="Times New Roman" w:eastAsia="宋体"/>
+                <w:b/>
+                <w:color w:val="191919"/>
+                <w:sz w:val="19"/>
+              </w:rPr>
+              <w:t>环境声场与听觉基底</w:t>
+            </w:r>
+          </w:p>
+        </w:tc>
+        <w:tc>
+          <w:tcPr>
+            <w:tcW w:type="dxa" w:w="7704"/>
+            <w:vAlign w:val="center"/>
+            <w:tcMar>
+              <w:top w:w="105" w:type="dxa"/>
+              <w:bottom w:w="105" w:type="dxa"/>
+              <w:left w:w="145" w:type="dxa"/>
+              <w:right w:w="145" w:type="dxa"/>
+            </w:tcMar>
+            <w:shd w:fill="F7FAFC"/>
+          </w:tcPr>
+          <w:p>
+            <w:pPr>
+              <w:spacing w:before="40" w:after="40" w:line="341" w:lineRule="auto"/>
+              <w:jc w:val="left"/>
+            </w:pPr>
+            <w:r/>
+            <w:r>
+              <w:rPr>
+                <w:rFonts w:ascii="Times New Roman" w:hAnsi="Times New Roman" w:eastAsia="宋体"/>
+                <w:b w:val="0"/>
+                <w:color w:val="191919"/>
+                <w:sz w:val="19"/>
+              </w:rPr>
+              <w:t>宿管大爷吹哨催熄灯声、铁架床翻身吱呀声、室友拍篮球与阴阳怪气嘲讽声、陈明手指翻飞系鞋带的利落摩擦声</w:t>
+            </w:r>
+          </w:p>
+        </w:tc>
+      </w:tr>
+      <w:tr>
+        <w:tc>
+          <w:tcPr>
+            <w:tcW w:type="dxa" w:w="2664"/>
+            <w:vAlign w:val="center"/>
+            <w:tcMar>
+              <w:top w:w="105" w:type="dxa"/>
+              <w:bottom w:w="105" w:type="dxa"/>
+              <w:left w:w="145" w:type="dxa"/>
+              <w:right w:w="145" w:type="dxa"/>
+            </w:tcMar>
+          </w:tcPr>
+          <w:p>
+            <w:pPr>
+              <w:spacing w:before="40" w:after="40" w:line="341" w:lineRule="auto"/>
+              <w:jc w:val="center"/>
+            </w:pPr>
+            <w:r/>
+            <w:r>
+              <w:rPr>
+                <w:rFonts w:ascii="Times New Roman" w:hAnsi="Times New Roman" w:eastAsia="宋体"/>
+                <w:b/>
+                <w:color w:val="191919"/>
+                <w:sz w:val="19"/>
+              </w:rPr>
+              <w:t>标志性陈设与道具锚点</w:t>
+            </w:r>
+          </w:p>
+        </w:tc>
+        <w:tc>
+          <w:tcPr>
+            <w:tcW w:type="dxa" w:w="7704"/>
+            <w:vAlign w:val="center"/>
+            <w:tcMar>
+              <w:top w:w="105" w:type="dxa"/>
+              <w:bottom w:w="105" w:type="dxa"/>
+              <w:left w:w="145" w:type="dxa"/>
+              <w:right w:w="145" w:type="dxa"/>
+            </w:tcMar>
+          </w:tcPr>
+          <w:p>
+            <w:pPr>
+              <w:spacing w:before="40" w:after="40" w:line="341" w:lineRule="auto"/>
+              <w:jc w:val="left"/>
+            </w:pPr>
+            <w:r/>
+            <w:r>
+              <w:rPr>
+                <w:rFonts w:ascii="Times New Roman" w:hAnsi="Times New Roman" w:eastAsia="宋体"/>
+                <w:b w:val="0"/>
+                <w:color w:val="191919"/>
+                <w:sz w:val="19"/>
+              </w:rPr>
+              <w:t>上下铺铁架床、陈明脚上的纯白色高帮帆布球鞋（“2秒盲系鞋带”核心道具）、竞赛复习资料、《CS 1.3》游戏话题</w:t>
+            </w:r>
+          </w:p>
+        </w:tc>
+      </w:tr>
+      <w:tr>
+        <w:tc>
+          <w:tcPr>
+            <w:tcW w:type="dxa" w:w="2664"/>
+            <w:vAlign w:val="center"/>
+            <w:tcMar>
+              <w:top w:w="105" w:type="dxa"/>
+              <w:bottom w:w="105" w:type="dxa"/>
+              <w:left w:w="145" w:type="dxa"/>
+              <w:right w:w="145" w:type="dxa"/>
+            </w:tcMar>
+            <w:shd w:fill="F7FAFC"/>
+          </w:tcPr>
+          <w:p>
+            <w:pPr>
+              <w:spacing w:before="40" w:after="40" w:line="341" w:lineRule="auto"/>
+              <w:jc w:val="center"/>
+            </w:pPr>
+            <w:r/>
+            <w:r>
+              <w:rPr>
+                <w:rFonts w:ascii="Times New Roman" w:hAnsi="Times New Roman" w:eastAsia="宋体"/>
+                <w:b/>
+                <w:color w:val="191919"/>
+                <w:sz w:val="19"/>
+              </w:rPr>
+              <w:t>核心戏剧功能与美学隐喻</w:t>
+            </w:r>
+          </w:p>
+        </w:tc>
+        <w:tc>
+          <w:tcPr>
+            <w:tcW w:type="dxa" w:w="7704"/>
+            <w:vAlign w:val="center"/>
+            <w:tcMar>
+              <w:top w:w="105" w:type="dxa"/>
+              <w:bottom w:w="105" w:type="dxa"/>
+              <w:left w:w="145" w:type="dxa"/>
+              <w:right w:w="145" w:type="dxa"/>
+            </w:tcMar>
+            <w:shd w:fill="F7FAFC"/>
+          </w:tcPr>
+          <w:p>
+            <w:pPr>
+              <w:spacing w:before="40" w:after="40" w:line="341" w:lineRule="auto"/>
+              <w:jc w:val="left"/>
+            </w:pPr>
+            <w:r/>
+            <w:r>
+              <w:rPr>
+                <w:rFonts w:ascii="Times New Roman" w:hAnsi="Times New Roman" w:eastAsia="宋体"/>
+                <w:b w:val="0"/>
+                <w:color w:val="191919"/>
+                <w:sz w:val="19"/>
+              </w:rPr>
+              <w:t>折射寒门学霸陈明在理科重点班遭受孤立与高压的微观镜像空间——见证EP09陈明面对八班室友的排挤嘲讽，一脚踩上铁架床横档上演帅炸全场的“2秒盲系白帆布鞋带”，以及EP10赵左右来宿舍走廊找陈明求助</w:t>
+            </w:r>
+          </w:p>
+        </w:tc>
+      </w:tr>
+    </w:tbl>
+    <w:p>
+      <w:pPr>
+        <w:spacing w:before="240" w:after="80" w:line="384" w:lineRule="auto"/>
+        <w:jc w:val="left"/>
+      </w:pPr>
+      <w:r>
+        <w:rPr>
+          <w:rFonts w:ascii="Arial" w:hAnsi="Arial" w:eastAsia="黑体"/>
+          <w:b/>
+          <w:color w:val="192D55"/>
+          <w:sz w:val="25"/>
+        </w:rPr>
+        <w:t>第二章　建筑空间格局、子区域拓扑、美术陈设与光影色温全景细描</w:t>
+      </w:r>
+    </w:p>
+    <w:p>
+      <w:pPr>
+        <w:spacing w:before="120" w:after="60" w:line="384" w:lineRule="auto"/>
+        <w:jc w:val="left"/>
+      </w:pPr>
+      <w:r>
+        <w:rPr>
+          <w:rFonts w:ascii="Arial" w:hAnsi="Arial" w:eastAsia="黑体"/>
+          <w:b/>
+          <w:color w:val="141414"/>
+          <w:sz w:val="22"/>
+        </w:rPr>
+        <w:t>（一）理科八班六人间上下铺寝室与公共走廊细描</w:t>
+      </w:r>
+    </w:p>
+    <w:p>
+      <w:pPr>
+        <w:spacing w:before="40" w:after="100" w:line="384" w:lineRule="auto"/>
+        <w:ind w:firstLine="420"/>
+        <w:jc w:val="left"/>
+      </w:pPr>
+      <w:r>
+        <w:rPr>
+          <w:rFonts w:ascii="Times New Roman" w:hAnsi="Times New Roman" w:eastAsia="宋体"/>
+          <w:b w:val="0"/>
+          <w:color w:val="141414"/>
+          <w:sz w:val="21"/>
+        </w:rPr>
+        <w:t>八中男生宿舍采用对称式布局：进门两侧各摆三张深蓝色角铁焊接的上下铺铁架床，床头挂着毛巾与书包，床下整齐摆放着脸盆与运动鞋；房间中央是一张长木桌，堆满理科竞赛题集。门外是长长的宿舍走廊与公共洗漱水房，宿管大爷在固定时间拉闸熄灯。</w:t>
+      </w:r>
+    </w:p>
+    <w:p>
+      <w:pPr>
+        <w:spacing w:before="160" w:after="80" w:line="384" w:lineRule="auto"/>
+        <w:jc w:val="left"/>
+      </w:pPr>
+      <w:r>
+        <w:rPr>
+          <w:rFonts w:ascii="Arial" w:hAnsi="Arial" w:eastAsia="黑体"/>
+          <w:b/>
+          <w:color w:val="141414"/>
+          <w:sz w:val="22"/>
+        </w:rPr>
+        <w:t>（四）子空间分区、标志性道具锚点与摄影机轴线调度总表</w:t>
+      </w:r>
+    </w:p>
+    <w:tbl>
+      <w:tblPr>
+        <w:tblStyle w:val="TableGrid"/>
+        <w:tblW w:type="auto" w:w="0"/>
+        <w:jc w:val="center"/>
+        <w:tblLayout w:type="fixed"/>
+        <w:tblLook w:firstColumn="1" w:firstRow="1" w:lastColumn="0" w:lastRow="0" w:noHBand="0" w:noVBand="1" w:val="04A0"/>
+      </w:tblPr>
+      <w:tblGrid>
+        <w:gridCol w:w="3456"/>
+        <w:gridCol w:w="3456"/>
+        <w:gridCol w:w="3456"/>
+      </w:tblGrid>
+      <w:tr>
+        <w:trPr>
+          <w:tblHeader/>
+          <w:cantSplit/>
+        </w:trPr>
+        <w:tc>
+          <w:tcPr>
+            <w:tcW w:type="dxa" w:w="2376"/>
+            <w:vAlign w:val="center"/>
+            <w:tcMar>
+              <w:top w:w="130" w:type="dxa"/>
+              <w:bottom w:w="130" w:type="dxa"/>
+              <w:left w:w="150" w:type="dxa"/>
+              <w:right w:w="150" w:type="dxa"/>
+            </w:tcMar>
+            <w:shd w:fill="1F3864"/>
+          </w:tcPr>
+          <w:p>
+            <w:pPr>
+              <w:spacing w:before="40" w:after="40" w:line="312" w:lineRule="auto"/>
+              <w:jc w:val="center"/>
+            </w:pPr>
+            <w:r/>
+            <w:r>
+              <w:rPr>
+                <w:rFonts w:ascii="Arial" w:hAnsi="Arial" w:eastAsia="黑体"/>
+                <w:b/>
+                <w:color w:val="FFFFFF"/>
+                <w:sz w:val="19"/>
+              </w:rPr>
+              <w:t>子空间功能分区</w:t>
+            </w:r>
+          </w:p>
+        </w:tc>
+        <w:tc>
+          <w:tcPr>
+            <w:tcW w:type="dxa" w:w="3384"/>
+            <w:vAlign w:val="center"/>
+            <w:tcMar>
+              <w:top w:w="130" w:type="dxa"/>
+              <w:bottom w:w="130" w:type="dxa"/>
+              <w:left w:w="150" w:type="dxa"/>
+              <w:right w:w="150" w:type="dxa"/>
+            </w:tcMar>
+            <w:shd w:fill="1F3864"/>
+          </w:tcPr>
+          <w:p>
+            <w:pPr>
+              <w:spacing w:before="40" w:after="40" w:line="312" w:lineRule="auto"/>
+              <w:jc w:val="center"/>
+            </w:pPr>
+            <w:r/>
+            <w:r>
+              <w:rPr>
+                <w:rFonts w:ascii="Arial" w:hAnsi="Arial" w:eastAsia="黑体"/>
+                <w:b/>
+                <w:color w:val="FFFFFF"/>
+                <w:sz w:val="19"/>
+              </w:rPr>
+              <w:t>标志性美术陈设与道具锚点</w:t>
+            </w:r>
+          </w:p>
+        </w:tc>
+        <w:tc>
+          <w:tcPr>
+            <w:tcW w:type="dxa" w:w="4608"/>
+            <w:vAlign w:val="center"/>
+            <w:tcMar>
+              <w:top w:w="130" w:type="dxa"/>
+              <w:bottom w:w="130" w:type="dxa"/>
+              <w:left w:w="150" w:type="dxa"/>
+              <w:right w:w="150" w:type="dxa"/>
+            </w:tcMar>
+            <w:shd w:fill="1F3864"/>
+          </w:tcPr>
+          <w:p>
+            <w:pPr>
+              <w:spacing w:before="40" w:after="40" w:line="312" w:lineRule="auto"/>
+              <w:jc w:val="center"/>
+            </w:pPr>
+            <w:r/>
+            <w:r>
+              <w:rPr>
+                <w:rFonts w:ascii="Arial" w:hAnsi="Arial" w:eastAsia="黑体"/>
+                <w:b/>
+                <w:color w:val="FFFFFF"/>
+                <w:sz w:val="19"/>
+              </w:rPr>
+              <w:t>镜头轴线设计与场面调度功能</w:t>
+            </w:r>
+          </w:p>
+        </w:tc>
+      </w:tr>
+      <w:tr>
+        <w:tc>
+          <w:tcPr>
+            <w:tcW w:type="dxa" w:w="2376"/>
             <w:vAlign w:val="center"/>
             <w:tcMar>
               <w:top w:w="105" w:type="dxa"/>
@@ -773,7 +794,7 @@
         </w:tc>
         <w:tc>
           <w:tcPr>
-            <w:tcW w:type="dxa" w:w="7704"/>
+            <w:tcW w:type="dxa" w:w="3384"/>
             <w:vAlign w:val="center"/>
             <w:tcMar>
               <w:top w:w="105" w:type="dxa"/>
@@ -795,21 +816,43 @@
                 <w:color w:val="191919"/>
                 <w:sz w:val="19"/>
               </w:rPr>
-              <w:t>【标志性美术陈设与道具锚点】</w:t>
-              <w:br/>
               <w:t>深蓝上下铺铁架床、下铺横档、白色高帮帆布球鞋</w:t>
-              <w:br/>
-              <w:br/>
+            </w:r>
+          </w:p>
+        </w:tc>
+        <w:tc>
+          <w:tcPr>
+            <w:tcW w:type="dxa" w:w="4608"/>
+            <w:vAlign w:val="center"/>
+            <w:tcMar>
+              <w:top w:w="105" w:type="dxa"/>
+              <w:bottom w:w="105" w:type="dxa"/>
+              <w:left w:w="145" w:type="dxa"/>
+              <w:right w:w="145" w:type="dxa"/>
+            </w:tcMar>
+          </w:tcPr>
+          <w:p>
+            <w:pPr>
+              <w:spacing w:before="40" w:after="40" w:line="341" w:lineRule="auto"/>
+              <w:jc w:val="left"/>
+            </w:pPr>
+            <w:r/>
+            <w:r>
+              <w:rPr>
+                <w:rFonts w:ascii="Times New Roman" w:hAnsi="Times New Roman" w:eastAsia="宋体"/>
+                <w:b w:val="0"/>
+                <w:color w:val="191919"/>
+                <w:sz w:val="19"/>
+              </w:rPr>
               <w:t>【镜头轴线与动线功能】采用眼平中景切脚部微距高速特写：承载EP09陈明将左脚踩在铁架床横档上、眼睛直视挑衅室友、双手十指在2秒内盲系好白色帆布鞋带的经典高光镜头</w:t>
             </w:r>
           </w:p>
         </w:tc>
       </w:tr>
       <w:tr>
-        <w:trPr/>
         <w:tc>
           <w:tcPr>
-            <w:tcW w:type="dxa" w:w="2664"/>
+            <w:tcW w:type="dxa" w:w="2376"/>
             <w:vAlign w:val="center"/>
             <w:tcMar>
               <w:top w:w="105" w:type="dxa"/>
@@ -838,7 +881,7 @@
         </w:tc>
         <w:tc>
           <w:tcPr>
-            <w:tcW w:type="dxa" w:w="7704"/>
+            <w:tcW w:type="dxa" w:w="3384"/>
             <w:vAlign w:val="center"/>
             <w:tcMar>
               <w:top w:w="105" w:type="dxa"/>
@@ -861,11 +904,35 @@
                 <w:color w:val="191919"/>
                 <w:sz w:val="19"/>
               </w:rPr>
-              <w:t>【标志性美术陈设与道具锚点】</w:t>
-              <w:br/>
               <w:t>浅绿墙裙走廊、宿舍木门、水池</w:t>
-              <w:br/>
-              <w:br/>
+            </w:r>
+          </w:p>
+        </w:tc>
+        <w:tc>
+          <w:tcPr>
+            <w:tcW w:type="dxa" w:w="4608"/>
+            <w:vAlign w:val="center"/>
+            <w:tcMar>
+              <w:top w:w="105" w:type="dxa"/>
+              <w:bottom w:w="105" w:type="dxa"/>
+              <w:left w:w="145" w:type="dxa"/>
+              <w:right w:w="145" w:type="dxa"/>
+            </w:tcMar>
+            <w:shd w:fill="F7FAFC"/>
+          </w:tcPr>
+          <w:p>
+            <w:pPr>
+              <w:spacing w:before="40" w:after="40" w:line="341" w:lineRule="auto"/>
+              <w:jc w:val="left"/>
+            </w:pPr>
+            <w:r/>
+            <w:r>
+              <w:rPr>
+                <w:rFonts w:ascii="Times New Roman" w:hAnsi="Times New Roman" w:eastAsia="宋体"/>
+                <w:b w:val="0"/>
+                <w:color w:val="191919"/>
+                <w:sz w:val="19"/>
+              </w:rPr>
               <w:t>【镜头轴线与动线功能】承载EP10赵左右在宿舍走廊焦急向陈明求助数学与CS对局</w:t>
             </w:r>
           </w:p>
@@ -884,7 +951,7 @@
           <w:color w:val="192D55"/>
           <w:sz w:val="25"/>
         </w:rPr>
-        <w:t>第四章　跨时期/三篇章视觉演变、光影色温体系与视听调度深度解析</w:t>
+        <w:t>第三章　空间心理隐喻与三篇章（白昼·黄昏·黑夜）光影叙事演进</w:t>
       </w:r>
     </w:p>
     <w:p>
@@ -930,7 +997,7 @@
           <w:color w:val="192D55"/>
           <w:sz w:val="25"/>
         </w:rPr>
-        <w:t>第五章　全剧发生于本场景的核心戏剧事件与名场面完整纪实</w:t>
+        <w:t>第四章　本场景在全剧24集中的核心戏剧事件、场面调度与名场面完整纪实</w:t>
       </w:r>
     </w:p>
     <w:p>
